--- a/docs/superpowers/specs/2026-06-21-auth-hardening-design.docx
+++ b/docs/superpowers/specs/2026-06-21-auth-hardening-design.docx
@@ -2,7 +2,7 @@
 <file path=word/document.xml><?xml version="1.0" encoding="utf-8"?>
 <w:document xmlns:w="http://schemas.openxmlformats.org/wordprocessingml/2006/main" xmlns:m="http://schemas.openxmlformats.org/officeDocument/2006/math" xmlns:r="http://schemas.openxmlformats.org/officeDocument/2006/relationships" xmlns:o="urn:schemas-microsoft-com:office:office" xmlns:v="urn:schemas-microsoft-com:vml" xmlns:w10="urn:schemas-microsoft-com:office:word" xmlns:a="http://schemas.openxmlformats.org/drawingml/2006/main" xmlns:pic="http://schemas.openxmlformats.org/drawingml/2006/picture" xmlns:wp="http://schemas.openxmlformats.org/drawingml/2006/wordprocessingDrawing">
   <w:body>
-    <w:bookmarkStart w:id="35" w:name="认证加固auth-hardening设计-spec"/>
+    <w:bookmarkStart w:id="36" w:name="认证加固auth-hardening设计-spec"/>
     <w:p>
       <w:pPr>
         <w:pStyle w:val="Heading1"/>
@@ -2372,6 +2372,15 @@
               <w:t xml:space="preserve">jti</w:t>
             </w:r>
             <w:r>
+              <w:t xml:space="preserve">、</w:t>
+            </w:r>
+            <w:r>
+              <w:rPr>
+                <w:rStyle w:val="VerbatimChar"/>
+              </w:rPr>
+              <w:t xml:space="preserve">must_change_password</w:t>
+            </w:r>
+            <w:r>
               <w:t xml:space="preserve"> </w:t>
             </w:r>
             <w:r>
@@ -2391,6 +2400,121 @@
                 <w:rStyle w:val="VerbatimChar"/>
               </w:rPr>
               <w:t xml:space="preserve">Security:Token:AccessTokenMinutes</w:t>
+            </w:r>
+          </w:p>
+        </w:tc>
+      </w:tr>
+      <w:tr>
+        <w:tc>
+          <w:tcPr/>
+          <w:p>
+            <w:pPr>
+              <w:pStyle w:val="Compact"/>
+            </w:pPr>
+            <w:r>
+              <w:rPr>
+                <w:rStyle w:val="VerbatimChar"/>
+              </w:rPr>
+              <w:t xml:space="preserve">app.UseCors("AllowAll")</w:t>
+            </w:r>
+          </w:p>
+        </w:tc>
+        <w:tc>
+          <w:tcPr/>
+          <w:p>
+            <w:pPr>
+              <w:pStyle w:val="Compact"/>
+            </w:pPr>
+            <w:r>
+              <w:rPr>
+                <w:rStyle w:val="VerbatimChar"/>
+              </w:rPr>
+              <w:t xml:space="preserve">CP6.WebApi/Program.cs</w:t>
+            </w:r>
+            <w:r>
+              <w:rPr>
+                <w:rFonts w:hint="eastAsia"/>
+              </w:rPr>
+              <w:t xml:space="preserve">（勘探：允许所有源）</w:t>
+            </w:r>
+          </w:p>
+        </w:tc>
+        <w:tc>
+          <w:tcPr/>
+          <w:p>
+            <w:pPr>
+              <w:pStyle w:val="Compact"/>
+            </w:pPr>
+            <w:r>
+              <w:rPr>
+                <w:rFonts w:hint="eastAsia"/>
+                <w:b/>
+                <w:bCs/>
+              </w:rPr>
+              <w:t xml:space="preserve">收紧</w:t>
+            </w:r>
+            <w:r>
+              <w:rPr>
+                <w:rFonts w:hint="eastAsia"/>
+              </w:rPr>
+              <w:t xml:space="preserve">：Cookie</w:t>
+            </w:r>
+            <w:r>
+              <w:t xml:space="preserve"> </w:t>
+            </w:r>
+            <w:r>
+              <w:rPr>
+                <w:rFonts w:hint="eastAsia"/>
+              </w:rPr>
+              <w:t xml:space="preserve">化要求</w:t>
+            </w:r>
+            <w:r>
+              <w:t xml:space="preserve"> </w:t>
+            </w:r>
+            <w:r>
+              <w:rPr>
+                <w:rStyle w:val="VerbatimChar"/>
+              </w:rPr>
+              <w:t xml:space="preserve">AllowCredentials</w:t>
+            </w:r>
+            <w:r>
+              <w:t xml:space="preserve"> </w:t>
+            </w:r>
+            <w:r>
+              <w:t xml:space="preserve">+ </w:t>
+            </w:r>
+            <w:r>
+              <w:rPr>
+                <w:rFonts w:hint="eastAsia"/>
+              </w:rPr>
+              <w:t xml:space="preserve">显式</w:t>
+            </w:r>
+            <w:r>
+              <w:t xml:space="preserve"> </w:t>
+            </w:r>
+            <w:r>
+              <w:rPr>
+                <w:rFonts w:hint="eastAsia"/>
+              </w:rPr>
+              <w:t xml:space="preserve">origin（不能用</w:t>
+            </w:r>
+            <w:r>
+              <w:t xml:space="preserve"> </w:t>
+            </w:r>
+            <w:r>
+              <w:rPr>
+                <w:rStyle w:val="VerbatimChar"/>
+              </w:rPr>
+              <w:t xml:space="preserve">*</w:t>
+            </w:r>
+            <w:r>
+              <w:rPr>
+                <w:rFonts w:hint="eastAsia"/>
+              </w:rPr>
+              <w:t xml:space="preserve">），见</w:t>
+            </w:r>
+            <w:r>
+              <w:t xml:space="preserve"> §5.5</w:t>
             </w:r>
           </w:p>
         </w:tc>
@@ -5183,68 +5307,236 @@
       <w:r>
         <w:rPr>
           <w:rStyle w:val="VerbatimChar"/>
+          <w:b/>
+          <w:bCs/>
         </w:rPr>
         <w:t xml:space="preserve">TokenHash</w:t>
       </w:r>
       <w:r>
-        <w:t xml:space="preserve"> </w:t>
-      </w:r>
-      <w:r>
-        <w:rPr>
-          <w:rFonts w:hint="eastAsia"/>
-        </w:rPr>
-        <w:t xml:space="preserve">唯一（含</w:t>
-      </w:r>
-      <w:r>
-        <w:t xml:space="preserve"> </w:t>
-      </w:r>
-      <w:r>
-        <w:rPr>
-          <w:rStyle w:val="VerbatimChar"/>
+        <w:rPr>
+          <w:b/>
+          <w:bCs/>
+        </w:rPr>
+        <w:t xml:space="preserve"> </w:t>
+      </w:r>
+      <w:r>
+        <w:rPr>
+          <w:rFonts w:hint="eastAsia"/>
+          <w:b/>
+          <w:bCs/>
+        </w:rPr>
+        <w:t xml:space="preserve">全局唯一</w:t>
+      </w:r>
+      <w:r>
+        <w:rPr>
+          <w:rFonts w:hint="eastAsia"/>
+        </w:rPr>
+        <w:t xml:space="preserve">（SHA-256</w:t>
+      </w:r>
+      <w:r>
+        <w:t xml:space="preserve"> </w:t>
+      </w:r>
+      <w:r>
+        <w:rPr>
+          <w:rFonts w:hint="eastAsia"/>
+        </w:rPr>
+        <w:t xml:space="preserve">天然全局唯一）。⚠️</w:t>
+      </w:r>
+      <w:r>
+        <w:t xml:space="preserve"> </w:t>
+      </w:r>
+      <w:r>
+        <w:rPr>
+          <w:rFonts w:hint="eastAsia"/>
+          <w:b/>
+          <w:bCs/>
+        </w:rPr>
+        <w:t xml:space="preserve">必须从”唯一索引自动补</w:t>
+      </w:r>
+      <w:r>
+        <w:rPr>
+          <w:b/>
+          <w:bCs/>
+        </w:rPr>
+        <w:t xml:space="preserve"> </w:t>
+      </w:r>
+      <w:r>
+        <w:rPr>
+          <w:rStyle w:val="VerbatimChar"/>
+          <w:b/>
+          <w:bCs/>
         </w:rPr>
         <w:t xml:space="preserve">TenantId</w:t>
       </w:r>
       <w:r>
-        <w:t xml:space="preserve"> </w:t>
-      </w:r>
-      <w:r>
-        <w:rPr>
-          <w:rFonts w:hint="eastAsia"/>
-        </w:rPr>
-        <w:t xml:space="preserve">前缀，沿用唯一索引自动升级机制；但</w:t>
-      </w:r>
-      <w:r>
-        <w:t xml:space="preserve"> refresh </w:t>
-      </w:r>
-      <w:r>
-        <w:rPr>
-          <w:rFonts w:hint="eastAsia"/>
-        </w:rPr>
-        <w:t xml:space="preserve">查询走</w:t>
-      </w:r>
-      <w:r>
-        <w:t xml:space="preserve"> </w:t>
-      </w:r>
-      <w:r>
-        <w:rPr>
-          <w:rStyle w:val="VerbatimChar"/>
-        </w:rPr>
-        <w:t xml:space="preserve">IgnoreQueryFilters</w:t>
-      </w:r>
-      <w:r>
-        <w:rPr>
-          <w:rFonts w:hint="eastAsia"/>
-        </w:rPr>
-        <w:t xml:space="preserve">，见</w:t>
-      </w:r>
-      <w:r>
-        <w:t xml:space="preserve"> </w:t>
-      </w:r>
-      <w:r>
-        <w:rPr>
-          <w:rFonts w:hint="eastAsia"/>
-        </w:rPr>
-        <w:t xml:space="preserve">§5.2）。</w:t>
+        <w:rPr>
+          <w:b/>
+          <w:bCs/>
+        </w:rPr>
+        <w:t xml:space="preserve"> </w:t>
+      </w:r>
+      <w:r>
+        <w:rPr>
+          <w:rFonts w:hint="eastAsia"/>
+          <w:b/>
+          <w:bCs/>
+        </w:rPr>
+        <w:t xml:space="preserve">前缀”机制中显式排除该索引</w:t>
+      </w:r>
+      <w:r>
+        <w:rPr>
+          <w:rFonts w:hint="eastAsia"/>
+        </w:rPr>
+        <w:t xml:space="preserve">——否则升级成</w:t>
+      </w:r>
+      <w:r>
+        <w:t xml:space="preserve"> </w:t>
+      </w:r>
+      <w:r>
+        <w:rPr>
+          <w:rStyle w:val="VerbatimChar"/>
+        </w:rPr>
+        <w:t xml:space="preserve">(TenantId, TokenHash)</w:t>
+      </w:r>
+      <w:r>
+        <w:t xml:space="preserve"> </w:t>
+      </w:r>
+      <w:r>
+        <w:rPr>
+          <w:rFonts w:hint="eastAsia"/>
+        </w:rPr>
+        <w:t xml:space="preserve">复合唯一后，refresh</w:t>
+      </w:r>
+      <w:r>
+        <w:t xml:space="preserve"> </w:t>
+      </w:r>
+      <w:r>
+        <w:rPr>
+          <w:rFonts w:hint="eastAsia"/>
+        </w:rPr>
+        <w:t xml:space="preserve">流程在无</w:t>
+      </w:r>
+      <w:r>
+        <w:t xml:space="preserve"> tenant context </w:t>
+      </w:r>
+      <w:r>
+        <w:rPr>
+          <w:rFonts w:hint="eastAsia"/>
+        </w:rPr>
+        <w:t xml:space="preserve">时按</w:t>
+      </w:r>
+      <w:r>
+        <w:t xml:space="preserve"> </w:t>
+      </w:r>
+      <w:r>
+        <w:rPr>
+          <w:rStyle w:val="VerbatimChar"/>
+        </w:rPr>
+        <w:t xml:space="preserve">TokenHash + IgnoreQueryFilters</w:t>
+      </w:r>
+      <w:r>
+        <w:t xml:space="preserve"> </w:t>
+      </w:r>
+      <w:r>
+        <w:rPr>
+          <w:rFonts w:hint="eastAsia"/>
+        </w:rPr>
+        <w:t xml:space="preserve">跨租户查询无法命中单列。落码方式：在</w:t>
+      </w:r>
+      <w:r>
+        <w:t xml:space="preserve"> </w:t>
+      </w:r>
+      <w:r>
+        <w:rPr>
+          <w:rStyle w:val="VerbatimChar"/>
+        </w:rPr>
+        <w:t xml:space="preserve">CP6Context</w:t>
+      </w:r>
+      <w:r>
+        <w:t xml:space="preserve"> </w:t>
+      </w:r>
+      <w:r>
+        <w:rPr>
+          <w:rFonts w:hint="eastAsia"/>
+        </w:rPr>
+        <w:t xml:space="preserve">唯一索引升级逻辑加例外名单（仿</w:t>
+      </w:r>
+      <w:r>
+        <w:t xml:space="preserve"> FK </w:t>
+      </w:r>
+      <w:r>
+        <w:rPr>
+          <w:rFonts w:hint="eastAsia"/>
+        </w:rPr>
+        <w:t xml:space="preserve">主键依赖索引的跳过分支），保留</w:t>
+      </w:r>
+      <w:r>
+        <w:t xml:space="preserve"> </w:t>
+      </w:r>
+      <w:r>
+        <w:rPr>
+          <w:rStyle w:val="VerbatimChar"/>
+        </w:rPr>
+        <w:t xml:space="preserve">HasIndex(TokenHash).IsUnique()</w:t>
+      </w:r>
+      <w:r>
+        <w:t xml:space="preserve"> </w:t>
+      </w:r>
+      <w:r>
+        <w:rPr>
+          <w:rFonts w:hint="eastAsia"/>
+        </w:rPr>
+        <w:t xml:space="preserve">为单列全局唯一；</w:t>
+      </w:r>
+      <w:r>
+        <w:rPr>
+          <w:rFonts w:hint="eastAsia"/>
+          <w:b/>
+          <w:bCs/>
+        </w:rPr>
+        <w:t xml:space="preserve">最低要求</w:t>
+      </w:r>
+      <w:r>
+        <w:rPr>
+          <w:rFonts w:hint="eastAsia"/>
+        </w:rPr>
+        <w:t xml:space="preserve">：即便不全局唯一，也必须存在</w:t>
+      </w:r>
+      <w:r>
+        <w:t xml:space="preserve"> </w:t>
+      </w:r>
+      <w:r>
+        <w:rPr>
+          <w:rStyle w:val="VerbatimChar"/>
+        </w:rPr>
+        <w:t xml:space="preserve">TokenHash</w:t>
+      </w:r>
+      <w:r>
+        <w:t xml:space="preserve"> </w:t>
+      </w:r>
+      <w:r>
+        <w:rPr>
+          <w:rFonts w:hint="eastAsia"/>
+        </w:rPr>
+        <w:t xml:space="preserve">单列（非唯一）索引供跨租户查询，绝不能只依赖</w:t>
+      </w:r>
+      <w:r>
+        <w:t xml:space="preserve"> </w:t>
+      </w:r>
+      <w:r>
+        <w:rPr>
+          <w:rStyle w:val="VerbatimChar"/>
+        </w:rPr>
+        <w:t xml:space="preserve">(TenantId, TokenHash)</w:t>
+      </w:r>
+      <w:r>
+        <w:t xml:space="preserve"> </w:t>
+      </w:r>
+      <w:r>
+        <w:rPr>
+          <w:rFonts w:hint="eastAsia"/>
+        </w:rPr>
+        <w:t xml:space="preserve">组合索引。</w:t>
       </w:r>
     </w:p>
     <w:p>
@@ -5404,6 +5696,71 @@
         <w:rPr>
           <w:rStyle w:val="VerbatimChar"/>
         </w:rPr>
+        <w:t xml:space="preserve">RequestTenantCode</w:t>
+      </w:r>
+      <w:r>
+        <w:t xml:space="preserve"> </w:t>
+      </w:r>
+      <w:r>
+        <w:t xml:space="preserve">|</w:t>
+      </w:r>
+      <w:r>
+        <w:t xml:space="preserve"> </w:t>
+      </w:r>
+      <w:r>
+        <w:rPr>
+          <w:rStyle w:val="VerbatimChar"/>
+        </w:rPr>
+        <w:t xml:space="preserve">string?</w:t>
+      </w:r>
+      <w:r>
+        <w:t xml:space="preserve">(64) |</w:t>
+      </w:r>
+      <w:r>
+        <w:t xml:space="preserve"> </w:t>
+      </w:r>
+      <w:r>
+        <w:rPr>
+          <w:rFonts w:hint="eastAsia"/>
+          <w:b/>
+          <w:bCs/>
+        </w:rPr>
+        <w:t xml:space="preserve">登录请求原始</w:t>
+      </w:r>
+      <w:r>
+        <w:rPr>
+          <w:b/>
+          <w:bCs/>
+        </w:rPr>
+        <w:t xml:space="preserve"> </w:t>
+      </w:r>
+      <w:r>
+        <w:rPr>
+          <w:rStyle w:val="VerbatimChar"/>
+          <w:b/>
+          <w:bCs/>
+        </w:rPr>
+        <w:t xml:space="preserve">TenantCode</w:t>
+      </w:r>
+      <w:r>
+        <w:rPr>
+          <w:rFonts w:hint="eastAsia"/>
+        </w:rPr>
+        <w:t xml:space="preserve">（原样保留，便于审计枚举/租户探测行为）|</w:t>
+      </w:r>
+      <w:r>
+        <w:t xml:space="preserve"> </w:t>
+      </w:r>
+      <w:r>
+        <w:t xml:space="preserve">|</w:t>
+      </w:r>
+      <w:r>
+        <w:t xml:space="preserve"> </w:t>
+      </w:r>
+      <w:r>
+        <w:rPr>
+          <w:rStyle w:val="VerbatimChar"/>
+        </w:rPr>
         <w:t xml:space="preserve">EventType</w:t>
       </w:r>
       <w:r>
@@ -5699,7 +6056,75 @@
         <w:rPr>
           <w:rFonts w:hint="eastAsia"/>
         </w:rPr>
-        <w:t xml:space="preserve">）。其余事件已认证，租户来自上下文。</w:t>
+        <w:t xml:space="preserve">），但</w:t>
+      </w:r>
+      <w:r>
+        <w:rPr>
+          <w:rFonts w:hint="eastAsia"/>
+          <w:b/>
+          <w:bCs/>
+        </w:rPr>
+        <w:t xml:space="preserve">原始</w:t>
+      </w:r>
+      <w:r>
+        <w:rPr>
+          <w:b/>
+          <w:bCs/>
+        </w:rPr>
+        <w:t xml:space="preserve"> </w:t>
+      </w:r>
+      <w:r>
+        <w:rPr>
+          <w:rStyle w:val="VerbatimChar"/>
+          <w:b/>
+          <w:bCs/>
+        </w:rPr>
+        <w:t xml:space="preserve">TenantCode</w:t>
+      </w:r>
+      <w:r>
+        <w:rPr>
+          <w:b/>
+          <w:bCs/>
+        </w:rPr>
+        <w:t xml:space="preserve"> </w:t>
+      </w:r>
+      <w:r>
+        <w:rPr>
+          <w:rFonts w:hint="eastAsia"/>
+          <w:b/>
+          <w:bCs/>
+        </w:rPr>
+        <w:t xml:space="preserve">始终原样记入</w:t>
+      </w:r>
+      <w:r>
+        <w:rPr>
+          <w:b/>
+          <w:bCs/>
+        </w:rPr>
+        <w:t xml:space="preserve"> </w:t>
+      </w:r>
+      <w:r>
+        <w:rPr>
+          <w:rStyle w:val="VerbatimChar"/>
+          <w:b/>
+          <w:bCs/>
+        </w:rPr>
+        <w:t xml:space="preserve">RequestTenantCode</w:t>
+      </w:r>
+      <w:r>
+        <w:rPr>
+          <w:rFonts w:hint="eastAsia"/>
+        </w:rPr>
+        <w:t xml:space="preserve">——落</w:t>
+      </w:r>
+      <w:r>
+        <w:t xml:space="preserve"> DefaultTenant </w:t>
+      </w:r>
+      <w:r>
+        <w:rPr>
+          <w:rFonts w:hint="eastAsia"/>
+        </w:rPr>
+        <w:t xml:space="preserve">仅为隔离归属，审计仍能看到攻击者尝试的真实租户码（识别枚举/探测）。其余事件已认证，租户来自上下文。</w:t>
       </w:r>
     </w:p>
     <w:bookmarkEnd w:id="14"/>
@@ -7154,17 +7579,31 @@
     </w:p>
     <w:p>
       <w:pPr>
-        <w:pStyle w:val="Compact"/>
-        <w:numPr>
-          <w:ilvl w:val="0"/>
-          <w:numId w:val="1002"/>
-        </w:numPr>
+        <w:pStyle w:val="BlockText"/>
       </w:pPr>
       <w:r>
         <w:rPr>
           <w:rFonts w:hint="eastAsia"/>
         </w:rPr>
-        <w:t xml:space="preserve">解析租户：按</w:t>
+        <w:t xml:space="preserve">本流程所有</w:t>
+      </w:r>
+      <w:r>
+        <w:t xml:space="preserve"> </w:t>
+      </w:r>
+      <w:r>
+        <w:rPr>
+          <w:rStyle w:val="VerbatimChar"/>
+        </w:rPr>
+        <w:t xml:space="preserve">ISecurityAuditService.Log(...)</w:t>
+      </w:r>
+      <w:r>
+        <w:t xml:space="preserve"> </w:t>
+      </w:r>
+      <w:r>
+        <w:rPr>
+          <w:rFonts w:hint="eastAsia"/>
+        </w:rPr>
+        <w:t xml:space="preserve">调用均带请求原始</w:t>
       </w:r>
       <w:r>
         <w:t xml:space="preserve"> </w:t>
@@ -7179,22 +7618,31 @@
         <w:rPr>
           <w:rFonts w:hint="eastAsia"/>
         </w:rPr>
-        <w:t xml:space="preserve">（沿用现逻辑）得</w:t>
-      </w:r>
-      <w:r>
-        <w:t xml:space="preserve"> </w:t>
-      </w:r>
-      <w:r>
-        <w:rPr>
-          <w:rStyle w:val="VerbatimChar"/>
-        </w:rPr>
-        <w:t xml:space="preserve">TenantId</w:t>
-      </w:r>
-      <w:r>
-        <w:rPr>
-          <w:rFonts w:hint="eastAsia"/>
-        </w:rPr>
-        <w:t xml:space="preserve">，设上下文。</w:t>
+        <w:t xml:space="preserve">（落</w:t>
+      </w:r>
+      <w:r>
+        <w:t xml:space="preserve"> </w:t>
+      </w:r>
+      <w:r>
+        <w:rPr>
+          <w:rStyle w:val="VerbatimChar"/>
+        </w:rPr>
+        <w:t xml:space="preserve">Sys_SecurityLog.RequestTenantCode</w:t>
+      </w:r>
+      <w:r>
+        <w:rPr>
+          <w:rFonts w:hint="eastAsia"/>
+        </w:rPr>
+        <w:t xml:space="preserve">，修订</w:t>
+      </w:r>
+      <w:r>
+        <w:t xml:space="preserve"> </w:t>
+      </w:r>
+      <w:r>
+        <w:rPr>
+          <w:rFonts w:hint="eastAsia"/>
+        </w:rPr>
+        <w:t xml:space="preserve">6）。</w:t>
       </w:r>
     </w:p>
     <w:p>
@@ -7209,75 +7657,37 @@
         <w:rPr>
           <w:rFonts w:hint="eastAsia"/>
         </w:rPr>
-        <w:t xml:space="preserve">按</w:t>
-      </w:r>
-      <w:r>
-        <w:t xml:space="preserve"> </w:t>
-      </w:r>
-      <w:r>
-        <w:rPr>
-          <w:rStyle w:val="VerbatimChar"/>
-        </w:rPr>
-        <w:t xml:space="preserve">(TenantId, UserName)</w:t>
-      </w:r>
-      <w:r>
-        <w:t xml:space="preserve"> </w:t>
-      </w:r>
-      <w:r>
-        <w:rPr>
-          <w:rFonts w:hint="eastAsia"/>
-        </w:rPr>
-        <w:t xml:space="preserve">查用户。</w:t>
-      </w:r>
-      <w:r>
-        <w:rPr>
-          <w:rFonts w:hint="eastAsia"/>
-          <w:b/>
-          <w:bCs/>
-        </w:rPr>
-        <w:t xml:space="preserve">不存在</w:t>
-      </w:r>
-      <w:r>
-        <w:t xml:space="preserve"> </w:t>
-      </w:r>
-      <w:r>
-        <w:t xml:space="preserve">→</w:t>
-      </w:r>
-      <w:r>
-        <w:t xml:space="preserve"> </w:t>
-      </w:r>
-      <w:r>
-        <w:rPr>
-          <w:rStyle w:val="VerbatimChar"/>
-        </w:rPr>
-        <w:t xml:space="preserve">ISecurityAuditService.Log(LoginFailed,"user not found")</w:t>
-      </w:r>
-      <w:r>
-        <w:t xml:space="preserve"> </w:t>
-      </w:r>
-      <w:r>
-        <w:t xml:space="preserve">→ </w:t>
-      </w:r>
-      <w:r>
-        <w:rPr>
-          <w:rFonts w:hint="eastAsia"/>
-        </w:rPr>
-        <w:t xml:space="preserve">返回</w:t>
-      </w:r>
-      <w:r>
-        <w:t xml:space="preserve"> </w:t>
-      </w:r>
-      <w:r>
-        <w:rPr>
-          <w:rStyle w:val="VerbatimChar"/>
-        </w:rPr>
-        <w:t xml:space="preserve">E-SEC-001</w:t>
-      </w:r>
-      <w:r>
-        <w:rPr>
-          <w:rFonts w:hint="eastAsia"/>
-        </w:rPr>
-        <w:t xml:space="preserve">（统一文案防枚举）。</w:t>
+        <w:t xml:space="preserve">解析租户：按</w:t>
+      </w:r>
+      <w:r>
+        <w:t xml:space="preserve"> </w:t>
+      </w:r>
+      <w:r>
+        <w:rPr>
+          <w:rStyle w:val="VerbatimChar"/>
+        </w:rPr>
+        <w:t xml:space="preserve">TenantCode</w:t>
+      </w:r>
+      <w:r>
+        <w:rPr>
+          <w:rFonts w:hint="eastAsia"/>
+        </w:rPr>
+        <w:t xml:space="preserve">（沿用现逻辑）得</w:t>
+      </w:r>
+      <w:r>
+        <w:t xml:space="preserve"> </w:t>
+      </w:r>
+      <w:r>
+        <w:rPr>
+          <w:rStyle w:val="VerbatimChar"/>
+        </w:rPr>
+        <w:t xml:space="preserve">TenantId</w:t>
+      </w:r>
+      <w:r>
+        <w:rPr>
+          <w:rFonts w:hint="eastAsia"/>
+        </w:rPr>
+        <w:t xml:space="preserve">，设上下文。</w:t>
       </w:r>
     </w:p>
     <w:p>
@@ -7290,9 +7700,50 @@
       </w:pPr>
       <w:r>
         <w:rPr>
-          <w:rStyle w:val="VerbatimChar"/>
-        </w:rPr>
-        <w:t xml:space="preserve">Enable=false</w:t>
+          <w:rFonts w:hint="eastAsia"/>
+        </w:rPr>
+        <w:t xml:space="preserve">按</w:t>
+      </w:r>
+      <w:r>
+        <w:t xml:space="preserve"> </w:t>
+      </w:r>
+      <w:r>
+        <w:rPr>
+          <w:rStyle w:val="VerbatimChar"/>
+        </w:rPr>
+        <w:t xml:space="preserve">(TenantId, UserName)</w:t>
+      </w:r>
+      <w:r>
+        <w:t xml:space="preserve"> </w:t>
+      </w:r>
+      <w:r>
+        <w:rPr>
+          <w:rFonts w:hint="eastAsia"/>
+        </w:rPr>
+        <w:t xml:space="preserve">查用户。</w:t>
+      </w:r>
+      <w:r>
+        <w:rPr>
+          <w:rFonts w:hint="eastAsia"/>
+          <w:b/>
+          <w:bCs/>
+        </w:rPr>
+        <w:t xml:space="preserve">不存在</w:t>
+      </w:r>
+      <w:r>
+        <w:t xml:space="preserve"> </w:t>
+      </w:r>
+      <w:r>
+        <w:t xml:space="preserve">→</w:t>
+      </w:r>
+      <w:r>
+        <w:t xml:space="preserve"> </w:t>
+      </w:r>
+      <w:r>
+        <w:rPr>
+          <w:rStyle w:val="VerbatimChar"/>
+        </w:rPr>
+        <w:t xml:space="preserve">ISecurityAuditService.Log(LoginFailed,"user not found")</w:t>
       </w:r>
       <w:r>
         <w:t xml:space="preserve"> </w:t>
@@ -7313,10 +7764,13 @@
         <w:rPr>
           <w:rStyle w:val="VerbatimChar"/>
         </w:rPr>
-        <w:t xml:space="preserve">E-SEC-003</w:t>
-      </w:r>
-      <w:r>
-        <w:t xml:space="preserve">。</w:t>
+        <w:t xml:space="preserve">E-SEC-001</w:t>
+      </w:r>
+      <w:r>
+        <w:rPr>
+          <w:rFonts w:hint="eastAsia"/>
+        </w:rPr>
+        <w:t xml:space="preserve">（统一文案防枚举）。</w:t>
       </w:r>
     </w:p>
     <w:p>
@@ -7331,49 +7785,28 @@
         <w:rPr>
           <w:rStyle w:val="VerbatimChar"/>
         </w:rPr>
-        <w:t xml:space="preserve">ILoginSecurityService.EnsureNotLocked</w:t>
-      </w:r>
-      <w:r>
-        <w:rPr>
-          <w:rFonts w:hint="eastAsia"/>
-        </w:rPr>
-        <w:t xml:space="preserve">：</w:t>
-      </w:r>
-      <w:r>
-        <w:rPr>
-          <w:rStyle w:val="VerbatimChar"/>
-        </w:rPr>
-        <w:t xml:space="preserve">LockedUntil&gt;now</w:t>
-      </w:r>
-      <w:r>
-        <w:t xml:space="preserve"> </w:t>
-      </w:r>
-      <w:r>
-        <w:t xml:space="preserve">→</w:t>
-      </w:r>
-      <w:r>
-        <w:t xml:space="preserve"> </w:t>
-      </w:r>
-      <w:r>
-        <w:rPr>
-          <w:rStyle w:val="VerbatimChar"/>
-        </w:rPr>
-        <w:t xml:space="preserve">Log(LoginFailed,"locked")</w:t>
-      </w:r>
-      <w:r>
-        <w:t xml:space="preserve"> </w:t>
-      </w:r>
-      <w:r>
-        <w:t xml:space="preserve">→</w:t>
-      </w:r>
-      <w:r>
-        <w:t xml:space="preserve"> </w:t>
-      </w:r>
-      <w:r>
-        <w:rPr>
-          <w:rStyle w:val="VerbatimChar"/>
-        </w:rPr>
-        <w:t xml:space="preserve">E-SEC-002</w:t>
+        <w:t xml:space="preserve">Enable=false</w:t>
+      </w:r>
+      <w:r>
+        <w:t xml:space="preserve"> </w:t>
+      </w:r>
+      <w:r>
+        <w:t xml:space="preserve">→ </w:t>
+      </w:r>
+      <w:r>
+        <w:rPr>
+          <w:rFonts w:hint="eastAsia"/>
+        </w:rPr>
+        <w:t xml:space="preserve">返回</w:t>
+      </w:r>
+      <w:r>
+        <w:t xml:space="preserve"> </w:t>
+      </w:r>
+      <w:r>
+        <w:rPr>
+          <w:rStyle w:val="VerbatimChar"/>
+        </w:rPr>
+        <w:t xml:space="preserve">E-SEC-003</w:t>
       </w:r>
       <w:r>
         <w:t xml:space="preserve">。</w:t>
@@ -7391,6 +7824,66 @@
         <w:rPr>
           <w:rStyle w:val="VerbatimChar"/>
         </w:rPr>
+        <w:t xml:space="preserve">ILoginSecurityService.EnsureNotLocked</w:t>
+      </w:r>
+      <w:r>
+        <w:rPr>
+          <w:rFonts w:hint="eastAsia"/>
+        </w:rPr>
+        <w:t xml:space="preserve">：</w:t>
+      </w:r>
+      <w:r>
+        <w:rPr>
+          <w:rStyle w:val="VerbatimChar"/>
+        </w:rPr>
+        <w:t xml:space="preserve">LockedUntil&gt;now</w:t>
+      </w:r>
+      <w:r>
+        <w:t xml:space="preserve"> </w:t>
+      </w:r>
+      <w:r>
+        <w:t xml:space="preserve">→</w:t>
+      </w:r>
+      <w:r>
+        <w:t xml:space="preserve"> </w:t>
+      </w:r>
+      <w:r>
+        <w:rPr>
+          <w:rStyle w:val="VerbatimChar"/>
+        </w:rPr>
+        <w:t xml:space="preserve">Log(LoginFailed,"locked")</w:t>
+      </w:r>
+      <w:r>
+        <w:t xml:space="preserve"> </w:t>
+      </w:r>
+      <w:r>
+        <w:t xml:space="preserve">→</w:t>
+      </w:r>
+      <w:r>
+        <w:t xml:space="preserve"> </w:t>
+      </w:r>
+      <w:r>
+        <w:rPr>
+          <w:rStyle w:val="VerbatimChar"/>
+        </w:rPr>
+        <w:t xml:space="preserve">E-SEC-002</w:t>
+      </w:r>
+      <w:r>
+        <w:t xml:space="preserve">。</w:t>
+      </w:r>
+    </w:p>
+    <w:p>
+      <w:pPr>
+        <w:pStyle w:val="Compact"/>
+        <w:numPr>
+          <w:ilvl w:val="0"/>
+          <w:numId w:val="1002"/>
+        </w:numPr>
+      </w:pPr>
+      <w:r>
+        <w:rPr>
+          <w:rStyle w:val="VerbatimChar"/>
+        </w:rPr>
         <w:t xml:space="preserve">IPasswordHasher.Verify(password, user.Password)</w:t>
       </w:r>
       <w:r>
@@ -7689,10 +8182,28 @@
         <w:t xml:space="preserve">jti</w:t>
       </w:r>
       <w:r>
-        <w:rPr>
-          <w:rFonts w:hint="eastAsia"/>
-        </w:rPr>
-        <w:t xml:space="preserve">）+</w:t>
+        <w:t xml:space="preserve"> </w:t>
+      </w:r>
+      <w:r>
+        <w:t xml:space="preserve">+</w:t>
+      </w:r>
+      <w:r>
+        <w:t xml:space="preserve"> </w:t>
+      </w:r>
+      <w:r>
+        <w:rPr>
+          <w:rStyle w:val="VerbatimChar"/>
+        </w:rPr>
+        <w:t xml:space="preserve">must_change_password</w:t>
+      </w:r>
+      <w:r>
+        <w:t xml:space="preserve"> </w:t>
+      </w:r>
+      <w:r>
+        <w:rPr>
+          <w:rFonts w:hint="eastAsia"/>
+        </w:rPr>
+        <w:t xml:space="preserve">claim，§5.4）+</w:t>
       </w:r>
       <w:r>
         <w:t xml:space="preserve"> </w:t>
@@ -7767,7 +8278,28 @@
         <w:rPr>
           <w:rFonts w:hint="eastAsia"/>
         </w:rPr>
-        <w:t xml:space="preserve">菜单（</w:t>
+        <w:t xml:space="preserve">菜单</w:t>
+      </w:r>
+      <w:r>
+        <w:t xml:space="preserve"> +</w:t>
+      </w:r>
+      <w:r>
+        <w:t xml:space="preserve"> </w:t>
+      </w:r>
+      <w:r>
+        <w:rPr>
+          <w:rStyle w:val="VerbatimChar"/>
+        </w:rPr>
+        <w:t xml:space="preserve">mustChangePassword</w:t>
+      </w:r>
+      <w:r>
+        <w:t xml:space="preserve"> </w:t>
+      </w:r>
+      <w:r>
+        <w:rPr>
+          <w:rFonts w:hint="eastAsia"/>
+        </w:rPr>
+        <w:t xml:space="preserve">标志（</w:t>
       </w:r>
       <w:r>
         <w:rPr>
@@ -8743,7 +9275,85 @@
         <w:t xml:space="preserve">PasswordChangedAt=now</w:t>
       </w:r>
       <w:r>
-        <w:t xml:space="preserve">。</w:t>
+        <w:rPr>
+          <w:rFonts w:hint="eastAsia"/>
+        </w:rPr>
+        <w:t xml:space="preserve">，并</w:t>
+      </w:r>
+      <w:r>
+        <w:t xml:space="preserve"> </w:t>
+      </w:r>
+      <w:r>
+        <w:rPr>
+          <w:rStyle w:val="VerbatimChar"/>
+        </w:rPr>
+        <w:t xml:space="preserve">RevokeAllForUserAsync</w:t>
+      </w:r>
+      <w:r>
+        <w:t xml:space="preserve"> </w:t>
+      </w:r>
+      <w:r>
+        <w:rPr>
+          <w:rFonts w:hint="eastAsia"/>
+        </w:rPr>
+        <w:t xml:space="preserve">吊销该用户全部</w:t>
+      </w:r>
+      <w:r>
+        <w:t xml:space="preserve"> refresh </w:t>
+      </w:r>
+      <w:r>
+        <w:rPr>
+          <w:rFonts w:hint="eastAsia"/>
+        </w:rPr>
+        <w:t xml:space="preserve">token（可选把其当前</w:t>
+      </w:r>
+      <w:r>
+        <w:t xml:space="preserve"> access</w:t>
+      </w:r>
+      <w:r>
+        <w:t xml:space="preserve"> </w:t>
+      </w:r>
+      <w:r>
+        <w:rPr>
+          <w:rStyle w:val="VerbatimChar"/>
+        </w:rPr>
+        <w:t xml:space="preserve">jti</w:t>
+      </w:r>
+      <w:r>
+        <w:t xml:space="preserve"> </w:t>
+      </w:r>
+      <w:r>
+        <w:rPr>
+          <w:rFonts w:hint="eastAsia"/>
+        </w:rPr>
+        <w:t xml:space="preserve">加黑名单），迫使其带</w:t>
+      </w:r>
+      <w:r>
+        <w:t xml:space="preserve"> </w:t>
+      </w:r>
+      <w:r>
+        <w:rPr>
+          <w:rStyle w:val="VerbatimChar"/>
+        </w:rPr>
+        <w:t xml:space="preserve">must_change_password=true</w:t>
+      </w:r>
+      <w:r>
+        <w:t xml:space="preserve"> </w:t>
+      </w:r>
+      <w:r>
+        <w:rPr>
+          <w:rFonts w:hint="eastAsia"/>
+        </w:rPr>
+        <w:t xml:space="preserve">的新</w:t>
+      </w:r>
+      <w:r>
+        <w:t xml:space="preserve"> token </w:t>
+      </w:r>
+      <w:r>
+        <w:rPr>
+          <w:rFonts w:hint="eastAsia"/>
+        </w:rPr>
+        <w:t xml:space="preserve">重登（§5.4）。</w:t>
       </w:r>
       <w:r>
         <w:rPr>
@@ -8787,7 +9397,7 @@
     </w:p>
     <w:bookmarkEnd w:id="22"/>
     <w:bookmarkEnd w:id="23"/>
-    <w:bookmarkStart w:id="28" w:name="cookie-csrf-jwt-装配"/>
+    <w:bookmarkStart w:id="29" w:name="cookie-csrf-jwt-装配"/>
     <w:p>
       <w:pPr>
         <w:pStyle w:val="Heading2"/>
@@ -9655,67 +10265,324 @@
         <w:rPr>
           <w:rFonts w:hint="eastAsia"/>
         </w:rPr>
-        <w:t xml:space="preserve">（403）。豁免：</w:t>
-      </w:r>
-      <w:r>
-        <w:rPr>
-          <w:rStyle w:val="VerbatimChar"/>
+        <w:t xml:space="preserve">（403）。位置：</w:t>
+      </w:r>
+      <w:r>
+        <w:rPr>
+          <w:rStyle w:val="VerbatimChar"/>
+        </w:rPr>
+        <w:t xml:space="preserve">UseAuthentication</w:t>
+      </w:r>
+      <w:r>
+        <w:t xml:space="preserve"> </w:t>
+      </w:r>
+      <w:r>
+        <w:rPr>
+          <w:rFonts w:hint="eastAsia"/>
+        </w:rPr>
+        <w:t xml:space="preserve">之后、</w:t>
+      </w:r>
+      <w:r>
+        <w:rPr>
+          <w:rStyle w:val="VerbatimChar"/>
+        </w:rPr>
+        <w:t xml:space="preserve">UseAuthorization</w:t>
+      </w:r>
+      <w:r>
+        <w:t xml:space="preserve"> </w:t>
+      </w:r>
+      <w:r>
+        <w:rPr>
+          <w:rFonts w:hint="eastAsia"/>
+        </w:rPr>
+        <w:t xml:space="preserve">之前。</w:t>
+      </w:r>
+    </w:p>
+    <w:p>
+      <w:pPr>
+        <w:pStyle w:val="BodyText"/>
+      </w:pPr>
+      <w:r>
+        <w:rPr>
+          <w:rFonts w:hint="eastAsia"/>
+          <w:b/>
+          <w:bCs/>
+        </w:rPr>
+        <w:t xml:space="preserve">豁免口径（决策，修订</w:t>
+      </w:r>
+      <w:r>
+        <w:rPr>
+          <w:b/>
+          <w:bCs/>
+        </w:rPr>
+        <w:t xml:space="preserve"> </w:t>
+      </w:r>
+      <w:r>
+        <w:rPr>
+          <w:rFonts w:hint="eastAsia"/>
+          <w:b/>
+          <w:bCs/>
+        </w:rPr>
+        <w:t xml:space="preserve">3）</w:t>
+      </w:r>
+      <w:r>
+        <w:rPr>
+          <w:rFonts w:hint="eastAsia"/>
+        </w:rPr>
+        <w:t xml:space="preserve">：</w:t>
+      </w:r>
+      <w:r>
+        <w:t xml:space="preserve"> </w:t>
+      </w:r>
+      <w:r>
+        <w:t xml:space="preserve">-</w:t>
+      </w:r>
+      <w:r>
+        <w:t xml:space="preserve"> </w:t>
+      </w:r>
+      <w:r>
+        <w:rPr>
+          <w:rStyle w:val="VerbatimChar"/>
+          <w:b/>
+          <w:bCs/>
         </w:rPr>
         <w:t xml:space="preserve">/api/auth/login</w:t>
       </w:r>
       <w:r>
-        <w:t xml:space="preserve">、</w:t>
-      </w:r>
-      <w:r>
-        <w:rPr>
-          <w:rStyle w:val="VerbatimChar"/>
+        <w:rPr>
+          <w:b/>
+          <w:bCs/>
+        </w:rPr>
+        <w:t xml:space="preserve"> </w:t>
+      </w:r>
+      <w:r>
+        <w:rPr>
+          <w:rFonts w:hint="eastAsia"/>
+          <w:b/>
+          <w:bCs/>
+        </w:rPr>
+        <w:t xml:space="preserve">豁免</w:t>
+      </w:r>
+      <w:r>
+        <w:rPr>
+          <w:rFonts w:hint="eastAsia"/>
+        </w:rPr>
+        <w:t xml:space="preserve">——首次登录前端尚无</w:t>
+      </w:r>
+      <w:r>
+        <w:t xml:space="preserve"> </w:t>
+      </w:r>
+      <w:r>
+        <w:rPr>
+          <w:rStyle w:val="VerbatimChar"/>
+        </w:rPr>
+        <w:t xml:space="preserve">cp6_csrf</w:t>
+      </w:r>
+      <w:r>
+        <w:rPr>
+          <w:rFonts w:hint="eastAsia"/>
+        </w:rPr>
+        <w:t xml:space="preserve">，无从带头；靠匿名</w:t>
+      </w:r>
+      <w:r>
+        <w:t xml:space="preserve"> + SameSite=Strict </w:t>
+      </w:r>
+      <w:r>
+        <w:rPr>
+          <w:rFonts w:hint="eastAsia"/>
+        </w:rPr>
+        <w:t xml:space="preserve">保护。</w:t>
+      </w:r>
+      <w:r>
+        <w:t xml:space="preserve"> </w:t>
+      </w:r>
+      <w:r>
+        <w:t xml:space="preserve">-</w:t>
+      </w:r>
+      <w:r>
+        <w:t xml:space="preserve"> </w:t>
+      </w:r>
+      <w:r>
+        <w:rPr>
+          <w:rStyle w:val="VerbatimChar"/>
+          <w:b/>
+          <w:bCs/>
         </w:rPr>
         <w:t xml:space="preserve">/api/auth/refresh</w:t>
       </w:r>
       <w:r>
         <w:rPr>
-          <w:rFonts w:hint="eastAsia"/>
-        </w:rPr>
-        <w:t xml:space="preserve">（匿名建立会话，靠</w:t>
-      </w:r>
-      <w:r>
-        <w:t xml:space="preserve"> SameSite + </w:t>
-      </w:r>
-      <w:r>
-        <w:rPr>
-          <w:rFonts w:hint="eastAsia"/>
-        </w:rPr>
-        <w:t xml:space="preserve">匿名保护）。位置：</w:t>
-      </w:r>
-      <w:r>
-        <w:rPr>
-          <w:rStyle w:val="VerbatimChar"/>
-        </w:rPr>
-        <w:t xml:space="preserve">UseAuthentication</w:t>
-      </w:r>
-      <w:r>
-        <w:t xml:space="preserve"> </w:t>
-      </w:r>
-      <w:r>
-        <w:rPr>
-          <w:rFonts w:hint="eastAsia"/>
-        </w:rPr>
-        <w:t xml:space="preserve">之后、</w:t>
-      </w:r>
-      <w:r>
-        <w:rPr>
-          <w:rStyle w:val="VerbatimChar"/>
-        </w:rPr>
-        <w:t xml:space="preserve">UseAuthorization</w:t>
-      </w:r>
-      <w:r>
-        <w:t xml:space="preserve"> </w:t>
-      </w:r>
-      <w:r>
-        <w:rPr>
-          <w:rFonts w:hint="eastAsia"/>
-        </w:rPr>
-        <w:t xml:space="preserve">之前。</w:t>
+          <w:b/>
+          <w:bCs/>
+        </w:rPr>
+        <w:t xml:space="preserve"> </w:t>
+      </w:r>
+      <w:r>
+        <w:rPr>
+          <w:rFonts w:hint="eastAsia"/>
+          <w:b/>
+          <w:bCs/>
+        </w:rPr>
+        <w:t xml:space="preserve">不豁免，也校验</w:t>
+      </w:r>
+      <w:r>
+        <w:rPr>
+          <w:b/>
+          <w:bCs/>
+        </w:rPr>
+        <w:t xml:space="preserve"> </w:t>
+      </w:r>
+      <w:r>
+        <w:rPr>
+          <w:rStyle w:val="VerbatimChar"/>
+          <w:b/>
+          <w:bCs/>
+        </w:rPr>
+        <w:t xml:space="preserve">cp6_csrf</w:t>
+      </w:r>
+      <w:r>
+        <w:t xml:space="preserve">——</w:t>
+      </w:r>
+      <w:r>
+        <w:rPr>
+          <w:rStyle w:val="VerbatimChar"/>
+        </w:rPr>
+        <w:t xml:space="preserve">cp6_csrf</w:t>
+      </w:r>
+      <w:r>
+        <w:t xml:space="preserve"> </w:t>
+      </w:r>
+      <w:r>
+        <w:rPr>
+          <w:rFonts w:hint="eastAsia"/>
+        </w:rPr>
+        <w:t xml:space="preserve">是</w:t>
+      </w:r>
+      <w:r>
+        <w:rPr>
+          <w:rFonts w:hint="eastAsia"/>
+          <w:b/>
+          <w:bCs/>
+        </w:rPr>
+        <w:t xml:space="preserve">非</w:t>
+      </w:r>
+      <w:r>
+        <w:rPr>
+          <w:b/>
+          <w:bCs/>
+        </w:rPr>
+        <w:t xml:space="preserve"> httpOnly</w:t>
+      </w:r>
+      <w:r>
+        <w:t xml:space="preserve"> </w:t>
+      </w:r>
+      <w:r>
+        <w:rPr>
+          <w:rFonts w:hint="eastAsia"/>
+        </w:rPr>
+        <w:t xml:space="preserve">cookie，即使</w:t>
+      </w:r>
+      <w:r>
+        <w:t xml:space="preserve"> </w:t>
+      </w:r>
+      <w:r>
+        <w:rPr>
+          <w:rStyle w:val="VerbatimChar"/>
+        </w:rPr>
+        <w:t xml:space="preserve">cp6_at</w:t>
+      </w:r>
+      <w:r>
+        <w:t xml:space="preserve"> </w:t>
+      </w:r>
+      <w:r>
+        <w:rPr>
+          <w:rFonts w:hint="eastAsia"/>
+        </w:rPr>
+        <w:t xml:space="preserve">过期，前端仍能读取并带</w:t>
+      </w:r>
+      <w:r>
+        <w:t xml:space="preserve"> </w:t>
+      </w:r>
+      <w:r>
+        <w:rPr>
+          <w:rStyle w:val="VerbatimChar"/>
+        </w:rPr>
+        <w:t xml:space="preserve">X-CSRF-Token</w:t>
+      </w:r>
+      <w:r>
+        <w:t xml:space="preserve"> </w:t>
+      </w:r>
+      <w:r>
+        <w:rPr>
+          <w:rFonts w:hint="eastAsia"/>
+        </w:rPr>
+        <w:t xml:space="preserve">头，故</w:t>
+      </w:r>
+      <w:r>
+        <w:t xml:space="preserve"> refresh </w:t>
+      </w:r>
+      <w:r>
+        <w:rPr>
+          <w:rFonts w:hint="eastAsia"/>
+        </w:rPr>
+        <w:t xml:space="preserve">完全可纳入</w:t>
+      </w:r>
+      <w:r>
+        <w:t xml:space="preserve"> CSRF </w:t>
+      </w:r>
+      <w:r>
+        <w:rPr>
+          <w:rFonts w:hint="eastAsia"/>
+        </w:rPr>
+        <w:t xml:space="preserve">校验，纵深更稳。仅当</w:t>
+      </w:r>
+      <w:r>
+        <w:rPr>
+          <w:rFonts w:hint="eastAsia"/>
+          <w:b/>
+          <w:bCs/>
+        </w:rPr>
+        <w:t xml:space="preserve">确认同站点部署</w:t>
+      </w:r>
+      <w:r>
+        <w:rPr>
+          <w:b/>
+          <w:bCs/>
+        </w:rPr>
+        <w:t xml:space="preserve"> + SameSite=Strict</w:t>
+      </w:r>
+      <w:r>
+        <w:rPr>
+          <w:rFonts w:hint="eastAsia"/>
+        </w:rPr>
+        <w:t xml:space="preserve">时，豁免</w:t>
+      </w:r>
+      <w:r>
+        <w:t xml:space="preserve"> refresh </w:t>
+      </w:r>
+      <w:r>
+        <w:rPr>
+          <w:rFonts w:hint="eastAsia"/>
+        </w:rPr>
+        <w:t xml:space="preserve">才可接受——但本设计</w:t>
+      </w:r>
+      <w:r>
+        <w:rPr>
+          <w:rFonts w:hint="eastAsia"/>
+          <w:b/>
+          <w:bCs/>
+        </w:rPr>
+        <w:t xml:space="preserve">默认不豁免</w:t>
+      </w:r>
+      <w:r>
+        <w:rPr>
+          <w:b/>
+          <w:bCs/>
+        </w:rPr>
+        <w:t xml:space="preserve"> refresh</w:t>
+      </w:r>
+      <w:r>
+        <w:t xml:space="preserve">。</w:t>
       </w:r>
     </w:p>
     <w:bookmarkEnd w:id="26"/>
@@ -9755,15 +10622,6 @@
       </w:r>
       <w:r>
         <w:rPr>
-          <w:rFonts w:hint="eastAsia"/>
-        </w:rPr>
-        <w:t xml:space="preserve">token/用户</w:t>
-      </w:r>
-      <w:r>
-        <w:t xml:space="preserve"> </w:t>
-      </w:r>
-      <w:r>
-        <w:rPr>
           <w:rStyle w:val="VerbatimChar"/>
         </w:rPr>
         <w:t xml:space="preserve">MustChangePassword=true</w:t>
@@ -9812,27 +10670,311 @@
       </w:r>
     </w:p>
     <w:p>
-      <w:r>
-        <w:pict>
-          <v:rect style="width:0;height:1.5pt" o:hralign="center" o:hrstd="t" o:hr="t"/>
-        </w:pict>
+      <w:pPr>
+        <w:pStyle w:val="BlockText"/>
+      </w:pPr>
+      <w:r>
+        <w:rPr>
+          <w:rFonts w:hint="eastAsia"/>
+          <w:b/>
+          <w:bCs/>
+        </w:rPr>
+        <w:t xml:space="preserve">性能口径（决策）</w:t>
+      </w:r>
+      <w:r>
+        <w:rPr>
+          <w:rFonts w:hint="eastAsia"/>
+        </w:rPr>
+        <w:t xml:space="preserve">：</w:t>
+      </w:r>
+      <w:r>
+        <w:rPr>
+          <w:rFonts w:hint="eastAsia"/>
+          <w:b/>
+          <w:bCs/>
+        </w:rPr>
+        <w:t xml:space="preserve">不无条件每请求查库</w:t>
+      </w:r>
+      <w:r>
+        <w:t xml:space="preserve">。access JWT </w:t>
+      </w:r>
+      <w:r>
+        <w:rPr>
+          <w:rFonts w:hint="eastAsia"/>
+        </w:rPr>
+        <w:t xml:space="preserve">签发时写入</w:t>
+      </w:r>
+      <w:r>
+        <w:t xml:space="preserve"> </w:t>
+      </w:r>
+      <w:r>
+        <w:rPr>
+          <w:rStyle w:val="VerbatimChar"/>
+        </w:rPr>
+        <w:t xml:space="preserve">must_change_password</w:t>
+      </w:r>
+      <w:r>
+        <w:t xml:space="preserve"> </w:t>
+      </w:r>
+      <w:r>
+        <w:t xml:space="preserve">claim → </w:t>
+      </w:r>
+      <w:r>
+        <w:rPr>
+          <w:rFonts w:hint="eastAsia"/>
+        </w:rPr>
+        <w:t xml:space="preserve">中间件</w:t>
+      </w:r>
+      <w:r>
+        <w:rPr>
+          <w:rFonts w:hint="eastAsia"/>
+          <w:b/>
+          <w:bCs/>
+        </w:rPr>
+        <w:t xml:space="preserve">优先读</w:t>
+      </w:r>
+      <w:r>
+        <w:rPr>
+          <w:b/>
+          <w:bCs/>
+        </w:rPr>
+        <w:t xml:space="preserve"> claim</w:t>
+      </w:r>
+      <w:r>
+        <w:rPr>
+          <w:rFonts w:hint="eastAsia"/>
+        </w:rPr>
+        <w:t xml:space="preserve">判定；仅在需要强实时性的场景才回查库。</w:t>
+      </w:r>
+      <w:r>
+        <w:rPr>
+          <w:rFonts w:hint="eastAsia"/>
+          <w:b/>
+          <w:bCs/>
+        </w:rPr>
+        <w:t xml:space="preserve">管理员重置密码</w:t>
+      </w:r>
+      <w:r>
+        <w:rPr>
+          <w:b/>
+          <w:bCs/>
+        </w:rPr>
+        <w:t xml:space="preserve"> / </w:t>
+      </w:r>
+      <w:r>
+        <w:rPr>
+          <w:rFonts w:hint="eastAsia"/>
+          <w:b/>
+          <w:bCs/>
+        </w:rPr>
+        <w:t xml:space="preserve">到期置位时</w:t>
+      </w:r>
+      <w:r>
+        <w:rPr>
+          <w:rFonts w:hint="eastAsia"/>
+        </w:rPr>
+        <w:t xml:space="preserve">：置</w:t>
+      </w:r>
+      <w:r>
+        <w:t xml:space="preserve"> </w:t>
+      </w:r>
+      <w:r>
+        <w:rPr>
+          <w:rStyle w:val="VerbatimChar"/>
+        </w:rPr>
+        <w:t xml:space="preserve">MustChangePassword=true</w:t>
+      </w:r>
+      <w:r>
+        <w:t xml:space="preserve"> </w:t>
+      </w:r>
+      <w:r>
+        <w:rPr>
+          <w:rFonts w:hint="eastAsia"/>
+        </w:rPr>
+        <w:t xml:space="preserve">后</w:t>
+      </w:r>
+      <w:r>
+        <w:rPr>
+          <w:rFonts w:hint="eastAsia"/>
+          <w:b/>
+          <w:bCs/>
+        </w:rPr>
+        <w:t xml:space="preserve">吊销该用户所有</w:t>
+      </w:r>
+      <w:r>
+        <w:rPr>
+          <w:b/>
+          <w:bCs/>
+        </w:rPr>
+        <w:t xml:space="preserve"> refresh token</w:t>
+      </w:r>
+      <w:r>
+        <w:rPr>
+          <w:rFonts w:hint="eastAsia"/>
+        </w:rPr>
+        <w:t xml:space="preserve">，并</w:t>
+      </w:r>
+      <w:r>
+        <w:rPr>
+          <w:rFonts w:hint="eastAsia"/>
+          <w:b/>
+          <w:bCs/>
+        </w:rPr>
+        <w:t xml:space="preserve">可选将其当前</w:t>
+      </w:r>
+      <w:r>
+        <w:rPr>
+          <w:b/>
+          <w:bCs/>
+        </w:rPr>
+        <w:t xml:space="preserve"> access</w:t>
+      </w:r>
+      <w:r>
+        <w:rPr>
+          <w:b/>
+          <w:bCs/>
+        </w:rPr>
+        <w:t xml:space="preserve"> </w:t>
+      </w:r>
+      <w:r>
+        <w:rPr>
+          <w:rStyle w:val="VerbatimChar"/>
+          <w:b/>
+          <w:bCs/>
+        </w:rPr>
+        <w:t xml:space="preserve">jti</w:t>
+      </w:r>
+      <w:r>
+        <w:rPr>
+          <w:b/>
+          <w:bCs/>
+        </w:rPr>
+        <w:t xml:space="preserve"> </w:t>
+      </w:r>
+      <w:r>
+        <w:rPr>
+          <w:rFonts w:hint="eastAsia"/>
+          <w:b/>
+          <w:bCs/>
+        </w:rPr>
+        <w:t xml:space="preserve">加黑名单</w:t>
+      </w:r>
+      <w:r>
+        <w:rPr>
+          <w:rFonts w:hint="eastAsia"/>
+        </w:rPr>
+        <w:t xml:space="preserve">——使旧</w:t>
+      </w:r>
+      <w:r>
+        <w:t xml:space="preserve"> </w:t>
+      </w:r>
+      <w:r>
+        <w:rPr>
+          <w:rFonts w:hint="eastAsia"/>
+        </w:rPr>
+        <w:t xml:space="preserve">access（claim</w:t>
+      </w:r>
+      <w:r>
+        <w:t xml:space="preserve"> </w:t>
+      </w:r>
+      <w:r>
+        <w:rPr>
+          <w:rFonts w:hint="eastAsia"/>
+        </w:rPr>
+        <w:t xml:space="preserve">仍为</w:t>
+      </w:r>
+      <w:r>
+        <w:t xml:space="preserve"> </w:t>
+      </w:r>
+      <w:r>
+        <w:rPr>
+          <w:rFonts w:hint="eastAsia"/>
+        </w:rPr>
+        <w:t xml:space="preserve">false）尽快失效，迫使用户带新</w:t>
+      </w:r>
+      <w:r>
+        <w:t xml:space="preserve"> </w:t>
+      </w:r>
+      <w:r>
+        <w:rPr>
+          <w:rStyle w:val="VerbatimChar"/>
+        </w:rPr>
+        <w:t xml:space="preserve">must_change_password=true</w:t>
+      </w:r>
+      <w:r>
+        <w:t xml:space="preserve"> </w:t>
+      </w:r>
+      <w:r>
+        <w:rPr>
+          <w:rFonts w:hint="eastAsia"/>
+        </w:rPr>
+        <w:t xml:space="preserve">的</w:t>
+      </w:r>
+      <w:r>
+        <w:t xml:space="preserve"> token </w:t>
+      </w:r>
+      <w:r>
+        <w:rPr>
+          <w:rFonts w:hint="eastAsia"/>
+        </w:rPr>
+        <w:t xml:space="preserve">重新登录，claim</w:t>
+      </w:r>
+      <w:r>
+        <w:t xml:space="preserve"> </w:t>
+      </w:r>
+      <w:r>
+        <w:rPr>
+          <w:rFonts w:hint="eastAsia"/>
+        </w:rPr>
+        <w:t xml:space="preserve">与库状态自然一致。</w:t>
       </w:r>
     </w:p>
     <w:bookmarkEnd w:id="27"/>
-    <w:bookmarkEnd w:id="28"/>
-    <w:bookmarkStart w:id="29" w:name="一次性密码迁移"/>
+    <w:bookmarkStart w:id="28" w:name="cors-cookie-部署假设决策修订-2"/>
     <w:p>
       <w:pPr>
-        <w:pStyle w:val="Heading2"/>
+        <w:pStyle w:val="Heading3"/>
       </w:pPr>
       <w:r>
-        <w:t xml:space="preserve">6. </w:t>
-      </w:r>
-      <w:r>
-        <w:rPr>
-          <w:rFonts w:hint="eastAsia"/>
-        </w:rPr>
-        <w:t xml:space="preserve">一次性密码迁移</w:t>
+        <w:t xml:space="preserve">5.5 CORS / Cookie / </w:t>
+      </w:r>
+      <w:r>
+        <w:rPr>
+          <w:rFonts w:hint="eastAsia"/>
+        </w:rPr>
+        <w:t xml:space="preserve">部署假设（决策，修订</w:t>
+      </w:r>
+      <w:r>
+        <w:t xml:space="preserve"> </w:t>
+      </w:r>
+      <w:r>
+        <w:rPr>
+          <w:rFonts w:hint="eastAsia"/>
+        </w:rPr>
+        <w:t xml:space="preserve">2）</w:t>
+      </w:r>
+    </w:p>
+    <w:p>
+      <w:pPr>
+        <w:pStyle w:val="FirstParagraph"/>
+      </w:pPr>
+      <w:r>
+        <w:t xml:space="preserve">Cookie </w:t>
+      </w:r>
+      <w:r>
+        <w:rPr>
+          <w:rFonts w:hint="eastAsia"/>
+        </w:rPr>
+        <w:t xml:space="preserve">化认证对跨域与</w:t>
+      </w:r>
+      <w:r>
+        <w:t xml:space="preserve"> CORS </w:t>
+      </w:r>
+      <w:r>
+        <w:rPr>
+          <w:rFonts w:hint="eastAsia"/>
+        </w:rPr>
+        <w:t xml:space="preserve">有硬约束，必须明确：</w:t>
       </w:r>
     </w:p>
     <w:p>
@@ -9845,138 +10987,47 @@
       </w:pPr>
       <w:r>
         <w:rPr>
+          <w:rFonts w:hint="eastAsia"/>
           <w:b/>
           <w:bCs/>
         </w:rPr>
-        <w:t xml:space="preserve">EF </w:t>
-      </w:r>
-      <w:r>
-        <w:rPr>
-          <w:rFonts w:hint="eastAsia"/>
-          <w:b/>
-          <w:bCs/>
-        </w:rPr>
-        <w:t xml:space="preserve">迁移</w:t>
-      </w:r>
-      <w:r>
-        <w:rPr>
-          <w:b/>
-          <w:bCs/>
-        </w:rPr>
-        <w:t xml:space="preserve"> </w:t>
-      </w:r>
-      <w:r>
-        <w:rPr>
-          <w:rStyle w:val="VerbatimChar"/>
-          <w:b/>
-          <w:bCs/>
-        </w:rPr>
-        <w:t xml:space="preserve">SecAuthHardening</w:t>
-      </w:r>
-      <w:r>
-        <w:rPr>
-          <w:rFonts w:hint="eastAsia"/>
-        </w:rPr>
-        <w:t xml:space="preserve">：</w:t>
-      </w:r>
-      <w:r>
-        <w:rPr>
-          <w:rStyle w:val="VerbatimChar"/>
-        </w:rPr>
-        <w:t xml:space="preserve">Sys_User</w:t>
-      </w:r>
-      <w:r>
-        <w:t xml:space="preserve"> </w:t>
-      </w:r>
-      <w:r>
-        <w:rPr>
-          <w:rFonts w:hint="eastAsia"/>
-        </w:rPr>
-        <w:t xml:space="preserve">加</w:t>
-      </w:r>
-      <w:r>
-        <w:t xml:space="preserve"> 6 </w:t>
-      </w:r>
-      <w:r>
-        <w:rPr>
-          <w:rFonts w:hint="eastAsia"/>
-        </w:rPr>
-        <w:t xml:space="preserve">列</w:t>
-      </w:r>
-      <w:r>
-        <w:t xml:space="preserve"> + </w:t>
-      </w:r>
-      <w:r>
-        <w:rPr>
-          <w:rFonts w:hint="eastAsia"/>
-        </w:rPr>
-        <w:t xml:space="preserve">建</w:t>
-      </w:r>
-      <w:r>
-        <w:t xml:space="preserve"> 3 </w:t>
-      </w:r>
-      <w:r>
-        <w:rPr>
-          <w:rFonts w:hint="eastAsia"/>
-        </w:rPr>
-        <w:t xml:space="preserve">张新表（</w:t>
-      </w:r>
-      <w:r>
-        <w:rPr>
-          <w:rStyle w:val="VerbatimChar"/>
-        </w:rPr>
-        <w:t xml:space="preserve">Sys_PasswordHistory/RefreshToken/SecurityLog</w:t>
-      </w:r>
-      <w:r>
-        <w:rPr>
-          <w:rFonts w:hint="eastAsia"/>
-        </w:rPr>
-        <w:t xml:space="preserve">，含</w:t>
-      </w:r>
-      <w:r>
-        <w:t xml:space="preserve"> </w:t>
-      </w:r>
-      <w:r>
-        <w:rPr>
-          <w:rStyle w:val="VerbatimChar"/>
-        </w:rPr>
-        <w:t xml:space="preserve">TenantId</w:t>
-      </w:r>
-      <w:r>
-        <w:t xml:space="preserve"> </w:t>
-      </w:r>
-      <w:r>
-        <w:t xml:space="preserve">+ </w:t>
-      </w:r>
-      <w:r>
-        <w:rPr>
-          <w:rFonts w:hint="eastAsia"/>
-        </w:rPr>
-        <w:t xml:space="preserve">索引）。</w:t>
-      </w:r>
-      <w:r>
-        <w:rPr>
-          <w:rStyle w:val="VerbatimChar"/>
-        </w:rPr>
-        <w:t xml:space="preserve">db.Database.Migrate()</w:t>
-      </w:r>
-      <w:r>
-        <w:t xml:space="preserve"> </w:t>
-      </w:r>
-      <w:r>
-        <w:rPr>
-          <w:rFonts w:hint="eastAsia"/>
-        </w:rPr>
-        <w:t xml:space="preserve">自动对所有环境生效（仿</w:t>
-      </w:r>
-      <w:r>
-        <w:t xml:space="preserve"> A5BudgetI18nFix </w:t>
-      </w:r>
-      <w:r>
-        <w:rPr>
-          <w:rFonts w:hint="eastAsia"/>
-        </w:rPr>
-        <w:t xml:space="preserve">套路）。</w:t>
+        <w:t xml:space="preserve">前端</w:t>
+      </w:r>
+      <w:r>
+        <w:rPr>
+          <w:rFonts w:hint="eastAsia"/>
+        </w:rPr>
+        <w:t xml:space="preserve">：axios</w:t>
+      </w:r>
+      <w:r>
+        <w:t xml:space="preserve"> </w:t>
+      </w:r>
+      <w:r>
+        <w:rPr>
+          <w:rStyle w:val="VerbatimChar"/>
+        </w:rPr>
+        <w:t xml:space="preserve">withCredentials = true</w:t>
+      </w:r>
+      <w:r>
+        <w:rPr>
+          <w:rFonts w:hint="eastAsia"/>
+        </w:rPr>
+        <w:t xml:space="preserve">（</w:t>
+      </w:r>
+      <w:r>
+        <w:rPr>
+          <w:rStyle w:val="VerbatimChar"/>
+        </w:rPr>
+        <w:t xml:space="preserve">http.ts</w:t>
+      </w:r>
+      <w:r>
+        <w:rPr>
+          <w:rFonts w:hint="eastAsia"/>
+        </w:rPr>
+        <w:t xml:space="preserve">），否则浏览器不带</w:t>
+      </w:r>
+      <w:r>
+        <w:t xml:space="preserve"> Cookie。</w:t>
       </w:r>
     </w:p>
     <w:p>
@@ -9993,37 +11044,100 @@
           <w:b/>
           <w:bCs/>
         </w:rPr>
-        <w:t xml:space="preserve">原地哈希钩子</w:t>
-      </w:r>
-      <w:r>
-        <w:t xml:space="preserve"> </w:t>
-      </w:r>
-      <w:r>
-        <w:rPr>
-          <w:rStyle w:val="VerbatimChar"/>
-        </w:rPr>
-        <w:t xml:space="preserve">PasswordHashMigrationSeed.EnsureHashed(db, hasher)</w:t>
-      </w:r>
-      <w:r>
-        <w:rPr>
-          <w:rFonts w:hint="eastAsia"/>
-        </w:rPr>
-        <w:t xml:space="preserve">：</w:t>
-      </w:r>
-      <w:r>
-        <w:rPr>
-          <w:rStyle w:val="VerbatimChar"/>
-        </w:rPr>
-        <w:t xml:space="preserve">db.Database.Migrate()</w:t>
-      </w:r>
-      <w:r>
-        <w:t xml:space="preserve"> </w:t>
-      </w:r>
-      <w:r>
-        <w:rPr>
-          <w:rFonts w:hint="eastAsia"/>
-        </w:rPr>
-        <w:t xml:space="preserve">后跑（</w:t>
+        <w:t xml:space="preserve">后端</w:t>
+      </w:r>
+      <w:r>
+        <w:rPr>
+          <w:b/>
+          <w:bCs/>
+        </w:rPr>
+        <w:t xml:space="preserve"> CORS</w:t>
+      </w:r>
+      <w:r>
+        <w:rPr>
+          <w:rFonts w:hint="eastAsia"/>
+        </w:rPr>
+        <w:t xml:space="preserve">：必须</w:t>
+      </w:r>
+      <w:r>
+        <w:t xml:space="preserve"> </w:t>
+      </w:r>
+      <w:r>
+        <w:rPr>
+          <w:rStyle w:val="VerbatimChar"/>
+        </w:rPr>
+        <w:t xml:space="preserve">AllowCredentials()</w:t>
+      </w:r>
+      <w:r>
+        <w:rPr>
+          <w:rFonts w:hint="eastAsia"/>
+        </w:rPr>
+        <w:t xml:space="preserve">，且</w:t>
+      </w:r>
+      <w:r>
+        <w:t xml:space="preserve"> </w:t>
+      </w:r>
+      <w:r>
+        <w:rPr>
+          <w:rStyle w:val="VerbatimChar"/>
+          <w:b/>
+          <w:bCs/>
+        </w:rPr>
+        <w:t xml:space="preserve">AllowOrigins</w:t>
+      </w:r>
+      <w:r>
+        <w:rPr>
+          <w:b/>
+          <w:bCs/>
+        </w:rPr>
+        <w:t xml:space="preserve"> </w:t>
+      </w:r>
+      <w:r>
+        <w:rPr>
+          <w:rFonts w:hint="eastAsia"/>
+          <w:b/>
+          <w:bCs/>
+        </w:rPr>
+        <w:t xml:space="preserve">不能用</w:t>
+      </w:r>
+      <w:r>
+        <w:rPr>
+          <w:b/>
+          <w:bCs/>
+        </w:rPr>
+        <w:t xml:space="preserve"> </w:t>
+      </w:r>
+      <w:r>
+        <w:rPr>
+          <w:rStyle w:val="VerbatimChar"/>
+          <w:b/>
+          <w:bCs/>
+        </w:rPr>
+        <w:t xml:space="preserve">*</w:t>
+      </w:r>
+      <w:r>
+        <w:rPr>
+          <w:rFonts w:hint="eastAsia"/>
+        </w:rPr>
+        <w:t xml:space="preserve">（带凭证时浏览器禁止通配源）。现状</w:t>
+      </w:r>
+      <w:r>
+        <w:t xml:space="preserve"> </w:t>
+      </w:r>
+      <w:r>
+        <w:rPr>
+          <w:rStyle w:val="VerbatimChar"/>
+        </w:rPr>
+        <w:t xml:space="preserve">app.UseCors("AllowAll")</w:t>
+      </w:r>
+      <w:r>
+        <w:rPr>
+          <w:rFonts w:hint="eastAsia"/>
+        </w:rPr>
+        <w:t xml:space="preserve">（勘探报告</w:t>
+      </w:r>
+      <w:r>
+        <w:t xml:space="preserve"> </w:t>
       </w:r>
       <w:r>
         <w:rPr>
@@ -10035,91 +11149,42 @@
         <w:rPr>
           <w:rFonts w:hint="eastAsia"/>
         </w:rPr>
-        <w:t xml:space="preserve">），扫</w:t>
-      </w:r>
-      <w:r>
-        <w:t xml:space="preserve"> </w:t>
-      </w:r>
-      <w:r>
-        <w:rPr>
-          <w:rStyle w:val="VerbatimChar"/>
-        </w:rPr>
-        <w:t xml:space="preserve">Sys_User</w:t>
-      </w:r>
-      <w:r>
-        <w:rPr>
-          <w:rFonts w:hint="eastAsia"/>
-        </w:rPr>
-        <w:t xml:space="preserve">（</w:t>
-      </w:r>
-      <w:r>
-        <w:rPr>
-          <w:rStyle w:val="VerbatimChar"/>
-        </w:rPr>
-        <w:t xml:space="preserve">IgnoreQueryFilters</w:t>
-      </w:r>
-      <w:r>
-        <w:t xml:space="preserve"> </w:t>
-      </w:r>
-      <w:r>
-        <w:rPr>
-          <w:rFonts w:hint="eastAsia"/>
-        </w:rPr>
-        <w:t xml:space="preserve">跨租户），凡</w:t>
-      </w:r>
-      <w:r>
-        <w:t xml:space="preserve"> </w:t>
-      </w:r>
-      <w:r>
-        <w:rPr>
-          <w:rStyle w:val="VerbatimChar"/>
-        </w:rPr>
-        <w:t xml:space="preserve">!IPasswordHasher.IsHashed(Password)</w:t>
-      </w:r>
-      <w:r>
-        <w:t xml:space="preserve"> </w:t>
-      </w:r>
-      <w:r>
-        <w:rPr>
-          <w:rFonts w:hint="eastAsia"/>
-        </w:rPr>
-        <w:t xml:space="preserve">即</w:t>
-      </w:r>
-      <w:r>
-        <w:t xml:space="preserve"> </w:t>
-      </w:r>
-      <w:r>
-        <w:rPr>
-          <w:rStyle w:val="VerbatimChar"/>
-        </w:rPr>
-        <w:t xml:space="preserve">Password=Hash(Password)</w:t>
-      </w:r>
-      <w:r>
-        <w:t xml:space="preserve"> </w:t>
-      </w:r>
-      <w:r>
-        <w:rPr>
-          <w:rFonts w:hint="eastAsia"/>
-        </w:rPr>
-        <w:t xml:space="preserve">就地重哈希，幂等（已哈希跳过）→</w:t>
-      </w:r>
-      <w:r>
-        <w:t xml:space="preserve"> </w:t>
-      </w:r>
-      <w:r>
-        <w:rPr>
-          <w:rFonts w:hint="eastAsia"/>
-        </w:rPr>
-        <w:t xml:space="preserve">现有明文</w:t>
-      </w:r>
-      <w:r>
-        <w:t xml:space="preserve"> seed </w:t>
-      </w:r>
-      <w:r>
-        <w:rPr>
-          <w:rFonts w:hint="eastAsia"/>
-        </w:rPr>
-        <w:t xml:space="preserve">用户无感升级，重复启动安全。</w:t>
+        <w:t xml:space="preserve">，允许所有源）</w:t>
+      </w:r>
+      <w:r>
+        <w:rPr>
+          <w:rFonts w:hint="eastAsia"/>
+          <w:b/>
+          <w:bCs/>
+        </w:rPr>
+        <w:t xml:space="preserve">必须收紧</w:t>
+      </w:r>
+      <w:r>
+        <w:rPr>
+          <w:rFonts w:hint="eastAsia"/>
+        </w:rPr>
+        <w:t xml:space="preserve">为显式来源列表（前端站点</w:t>
+      </w:r>
+      <w:r>
+        <w:t xml:space="preserve"> </w:t>
+      </w:r>
+      <w:r>
+        <w:rPr>
+          <w:rFonts w:hint="eastAsia"/>
+        </w:rPr>
+        <w:t xml:space="preserve">origin，配置化）+</w:t>
+      </w:r>
+      <w:r>
+        <w:t xml:space="preserve"> </w:t>
+      </w:r>
+      <w:r>
+        <w:rPr>
+          <w:rStyle w:val="VerbatimChar"/>
+        </w:rPr>
+        <w:t xml:space="preserve">AllowCredentials</w:t>
+      </w:r>
+      <w:r>
+        <w:t xml:space="preserve">。</w:t>
       </w:r>
     </w:p>
     <w:p>
@@ -10136,14 +11201,14 @@
           <w:b/>
           <w:bCs/>
         </w:rPr>
-        <w:t xml:space="preserve">本地</w:t>
+        <w:t xml:space="preserve">部署拓扑（MVP</w:t>
       </w:r>
       <w:r>
         <w:rPr>
           <w:b/>
           <w:bCs/>
         </w:rPr>
-        <w:t xml:space="preserve"> QA </w:t>
+        <w:t xml:space="preserve"> </w:t>
       </w:r>
       <w:r>
         <w:rPr>
@@ -10151,140 +11216,251 @@
           <w:b/>
           <w:bCs/>
         </w:rPr>
-        <w:t xml:space="preserve">与</w:t>
-      </w:r>
-      <w:r>
-        <w:rPr>
+        <w:t xml:space="preserve">默认）</w:t>
+      </w:r>
+      <w:r>
+        <w:rPr>
+          <w:rFonts w:hint="eastAsia"/>
+        </w:rPr>
+        <w:t xml:space="preserve">：</w:t>
+      </w:r>
+      <w:r>
+        <w:rPr>
+          <w:rFonts w:hint="eastAsia"/>
           <w:b/>
           <w:bCs/>
         </w:rPr>
-        <w:t xml:space="preserve"> Secure Cookie</w:t>
-      </w:r>
-      <w:r>
-        <w:rPr>
-          <w:rFonts w:hint="eastAsia"/>
-        </w:rPr>
-        <w:t xml:space="preserve">：</w:t>
-      </w:r>
-      <w:r>
-        <w:rPr>
-          <w:rStyle w:val="VerbatimChar"/>
+        <w:t xml:space="preserve">前后端同站点部署</w:t>
+      </w:r>
+      <w:r>
+        <w:rPr>
+          <w:rFonts w:hint="eastAsia"/>
+        </w:rPr>
+        <w:t xml:space="preserve">（同域，或经同域反向代理统一</w:t>
+      </w:r>
+      <w:r>
+        <w:t xml:space="preserve"> </w:t>
+      </w:r>
+      <w:r>
+        <w:rPr>
+          <w:rFonts w:hint="eastAsia"/>
+        </w:rPr>
+        <w:t xml:space="preserve">origin）→</w:t>
+      </w:r>
+      <w:r>
+        <w:t xml:space="preserve"> </w:t>
+      </w:r>
+      <w:r>
+        <w:rPr>
+          <w:rStyle w:val="VerbatimChar"/>
+        </w:rPr>
+        <w:t xml:space="preserve">SameSite=Strict</w:t>
+      </w:r>
+      <w:r>
+        <w:t xml:space="preserve"> </w:t>
+      </w:r>
+      <w:r>
+        <w:rPr>
+          <w:rFonts w:hint="eastAsia"/>
+        </w:rPr>
+        <w:t xml:space="preserve">可行，CSRF</w:t>
+      </w:r>
+      <w:r>
+        <w:t xml:space="preserve"> </w:t>
+      </w:r>
+      <w:r>
+        <w:rPr>
+          <w:rFonts w:hint="eastAsia"/>
+        </w:rPr>
+        <w:t xml:space="preserve">风险最低。</w:t>
+      </w:r>
+    </w:p>
+    <w:p>
+      <w:pPr>
+        <w:pStyle w:val="Compact"/>
+        <w:numPr>
+          <w:ilvl w:val="0"/>
+          <w:numId w:val="1007"/>
+        </w:numPr>
+      </w:pPr>
+      <w:r>
+        <w:rPr>
+          <w:rFonts w:hint="eastAsia"/>
+          <w:b/>
+          <w:bCs/>
+        </w:rPr>
+        <w:t xml:space="preserve">未来跨站点部署</w:t>
+      </w:r>
+      <w:r>
+        <w:rPr>
+          <w:rFonts w:hint="eastAsia"/>
+        </w:rPr>
+        <w:t xml:space="preserve">：若前后端分属不同站点（不同</w:t>
+      </w:r>
+      <w:r>
+        <w:t xml:space="preserve"> </w:t>
+      </w:r>
+      <w:r>
+        <w:rPr>
+          <w:rFonts w:hint="eastAsia"/>
+        </w:rPr>
+        <w:t xml:space="preserve">eTLD+1），需将</w:t>
+      </w:r>
+      <w:r>
+        <w:t xml:space="preserve"> Cookie </w:t>
+      </w:r>
+      <w:r>
+        <w:rPr>
+          <w:rFonts w:hint="eastAsia"/>
+        </w:rPr>
+        <w:t xml:space="preserve">改为</w:t>
+      </w:r>
+      <w:r>
+        <w:t xml:space="preserve"> </w:t>
+      </w:r>
+      <w:r>
+        <w:rPr>
+          <w:rStyle w:val="VerbatimChar"/>
+          <w:b/>
+          <w:bCs/>
+        </w:rPr>
+        <w:t xml:space="preserve">SameSite=None</w:t>
+      </w:r>
+      <w:r>
+        <w:rPr>
+          <w:b/>
+          <w:bCs/>
+        </w:rPr>
+        <w:t xml:space="preserve"> </w:t>
+      </w:r>
+      <w:r>
+        <w:rPr>
+          <w:b/>
+          <w:bCs/>
+        </w:rPr>
+        <w:t xml:space="preserve">+</w:t>
+      </w:r>
+      <w:r>
+        <w:rPr>
+          <w:b/>
+          <w:bCs/>
+        </w:rPr>
+        <w:t xml:space="preserve"> </w:t>
+      </w:r>
+      <w:r>
+        <w:rPr>
+          <w:rStyle w:val="VerbatimChar"/>
+          <w:b/>
+          <w:bCs/>
         </w:rPr>
         <w:t xml:space="preserve">Secure=true</w:t>
       </w:r>
       <w:r>
-        <w:t xml:space="preserve"> </w:t>
-      </w:r>
-      <w:r>
-        <w:rPr>
-          <w:rFonts w:hint="eastAsia"/>
-        </w:rPr>
-        <w:t xml:space="preserve">在</w:t>
-      </w:r>
-      <w:r>
-        <w:t xml:space="preserve"> </w:t>
-      </w:r>
-      <w:r>
-        <w:rPr>
-          <w:rStyle w:val="VerbatimChar"/>
-        </w:rPr>
-        <w:t xml:space="preserve">http://localhost:5177/5173</w:t>
-      </w:r>
-      <w:r>
-        <w:t xml:space="preserve"> </w:t>
-      </w:r>
-      <w:r>
-        <w:rPr>
-          <w:rFonts w:hint="eastAsia"/>
-        </w:rPr>
-        <w:t xml:space="preserve">不发送</w:t>
-      </w:r>
-      <w:r>
-        <w:t xml:space="preserve"> Cookie →</w:t>
-      </w:r>
-      <w:r>
-        <w:t xml:space="preserve"> </w:t>
-      </w:r>
-      <w:r>
-        <w:rPr>
-          <w:rStyle w:val="VerbatimChar"/>
-        </w:rPr>
-        <w:t xml:space="preserve">Cookie:Secure</w:t>
-      </w:r>
-      <w:r>
-        <w:t xml:space="preserve"> </w:t>
-      </w:r>
-      <w:r>
-        <w:rPr>
-          <w:rFonts w:hint="eastAsia"/>
-        </w:rPr>
-        <w:t xml:space="preserve">在</w:t>
-      </w:r>
-      <w:r>
-        <w:t xml:space="preserve"> Development </w:t>
-      </w:r>
-      <w:r>
-        <w:rPr>
-          <w:rFonts w:hint="eastAsia"/>
-        </w:rPr>
-        <w:t xml:space="preserve">覆盖为</w:t>
-      </w:r>
-      <w:r>
-        <w:t xml:space="preserve"> </w:t>
-      </w:r>
-      <w:r>
-        <w:rPr>
-          <w:rStyle w:val="VerbatimChar"/>
-        </w:rPr>
-        <w:t xml:space="preserve">false</w:t>
-      </w:r>
-      <w:r>
-        <w:rPr>
-          <w:rFonts w:hint="eastAsia"/>
-        </w:rPr>
-        <w:t xml:space="preserve">（</w:t>
-      </w:r>
-      <w:r>
-        <w:rPr>
-          <w:rStyle w:val="VerbatimChar"/>
-        </w:rPr>
-        <w:t xml:space="preserve">appsettings.Development.json</w:t>
-      </w:r>
-      <w:r>
-        <w:rPr>
-          <w:rFonts w:hint="eastAsia"/>
-        </w:rPr>
-        <w:t xml:space="preserve">），保证</w:t>
-      </w:r>
-      <w:r>
-        <w:t xml:space="preserve"> gstack </w:t>
-      </w:r>
-      <w:r>
-        <w:rPr>
-          <w:rFonts w:hint="eastAsia"/>
-        </w:rPr>
-        <w:t xml:space="preserve">本地</w:t>
-      </w:r>
-      <w:r>
-        <w:t xml:space="preserve"> http </w:t>
-      </w:r>
-      <w:r>
-        <w:rPr>
-          <w:rFonts w:hint="eastAsia"/>
-        </w:rPr>
-        <w:t xml:space="preserve">全流程跑通；生产</w:t>
-      </w:r>
-      <w:r>
-        <w:t xml:space="preserve"> </w:t>
-      </w:r>
-      <w:r>
-        <w:rPr>
-          <w:rStyle w:val="VerbatimChar"/>
-        </w:rPr>
-        <w:t xml:space="preserve">true</w:t>
-      </w:r>
-      <w:r>
-        <w:t xml:space="preserve">。</w:t>
+        <w:rPr>
+          <w:rFonts w:hint="eastAsia"/>
+        </w:rPr>
+        <w:t xml:space="preserve">（且</w:t>
+      </w:r>
+      <w:r>
+        <w:t xml:space="preserve"> CORS </w:t>
+      </w:r>
+      <w:r>
+        <w:rPr>
+          <w:rFonts w:hint="eastAsia"/>
+        </w:rPr>
+        <w:t xml:space="preserve">精确放行该前端</w:t>
+      </w:r>
+      <w:r>
+        <w:t xml:space="preserve"> origin + </w:t>
+      </w:r>
+      <w:r>
+        <w:rPr>
+          <w:rFonts w:hint="eastAsia"/>
+        </w:rPr>
+        <w:t xml:space="preserve">AllowCredentials），或改走</w:t>
+      </w:r>
+      <w:r>
+        <w:rPr>
+          <w:rFonts w:hint="eastAsia"/>
+          <w:b/>
+          <w:bCs/>
+        </w:rPr>
+        <w:t xml:space="preserve">同域反向代理</w:t>
+      </w:r>
+      <w:r>
+        <w:rPr>
+          <w:rFonts w:hint="eastAsia"/>
+        </w:rPr>
+        <w:t xml:space="preserve">把前端与</w:t>
+      </w:r>
+      <w:r>
+        <w:t xml:space="preserve"> API </w:t>
+      </w:r>
+      <w:r>
+        <w:rPr>
+          <w:rFonts w:hint="eastAsia"/>
+        </w:rPr>
+        <w:t xml:space="preserve">收拢到同一</w:t>
+      </w:r>
+      <w:r>
+        <w:t xml:space="preserve"> </w:t>
+      </w:r>
+      <w:r>
+        <w:rPr>
+          <w:rFonts w:hint="eastAsia"/>
+        </w:rPr>
+        <w:t xml:space="preserve">origin（推荐，免</w:t>
+      </w:r>
+      <w:r>
+        <w:t xml:space="preserve"> SameSite=None </w:t>
+      </w:r>
+      <w:r>
+        <w:rPr>
+          <w:rFonts w:hint="eastAsia"/>
+        </w:rPr>
+        <w:t xml:space="preserve">的跨站暴露）。</w:t>
+      </w:r>
+    </w:p>
+    <w:p>
+      <w:pPr>
+        <w:pStyle w:val="Compact"/>
+        <w:numPr>
+          <w:ilvl w:val="0"/>
+          <w:numId w:val="1007"/>
+        </w:numPr>
+      </w:pPr>
+      <w:r>
+        <w:rPr>
+          <w:rStyle w:val="VerbatimChar"/>
+        </w:rPr>
+        <w:t xml:space="preserve">SameSite</w:t>
+      </w:r>
+      <w:r>
+        <w:t xml:space="preserve"> </w:t>
+      </w:r>
+      <w:r>
+        <w:rPr>
+          <w:rFonts w:hint="eastAsia"/>
+        </w:rPr>
+        <w:t xml:space="preserve">取值由</w:t>
+      </w:r>
+      <w:r>
+        <w:t xml:space="preserve"> </w:t>
+      </w:r>
+      <w:r>
+        <w:rPr>
+          <w:rStyle w:val="VerbatimChar"/>
+        </w:rPr>
+        <w:t xml:space="preserve">Security:Cookie:SameSite</w:t>
+      </w:r>
+      <w:r>
+        <w:t xml:space="preserve"> </w:t>
+      </w:r>
+      <w:r>
+        <w:rPr>
+          <w:rFonts w:hint="eastAsia"/>
+        </w:rPr>
+        <w:t xml:space="preserve">配置驱动，便于按部署拓扑切换。</w:t>
       </w:r>
     </w:p>
     <w:p>
@@ -10294,8 +11470,788 @@
         </w:pict>
       </w:r>
     </w:p>
+    <w:bookmarkEnd w:id="28"/>
     <w:bookmarkEnd w:id="29"/>
-    <w:bookmarkStart w:id="30" w:name="错误处理与错误码"/>
+    <w:bookmarkStart w:id="30" w:name="一次性密码迁移"/>
+    <w:p>
+      <w:pPr>
+        <w:pStyle w:val="Heading2"/>
+      </w:pPr>
+      <w:r>
+        <w:t xml:space="preserve">6. </w:t>
+      </w:r>
+      <w:r>
+        <w:rPr>
+          <w:rFonts w:hint="eastAsia"/>
+        </w:rPr>
+        <w:t xml:space="preserve">一次性密码迁移</w:t>
+      </w:r>
+    </w:p>
+    <w:p>
+      <w:pPr>
+        <w:pStyle w:val="Compact"/>
+        <w:numPr>
+          <w:ilvl w:val="0"/>
+          <w:numId w:val="1008"/>
+        </w:numPr>
+      </w:pPr>
+      <w:r>
+        <w:rPr>
+          <w:b/>
+          <w:bCs/>
+        </w:rPr>
+        <w:t xml:space="preserve">EF </w:t>
+      </w:r>
+      <w:r>
+        <w:rPr>
+          <w:rFonts w:hint="eastAsia"/>
+          <w:b/>
+          <w:bCs/>
+        </w:rPr>
+        <w:t xml:space="preserve">迁移</w:t>
+      </w:r>
+      <w:r>
+        <w:rPr>
+          <w:b/>
+          <w:bCs/>
+        </w:rPr>
+        <w:t xml:space="preserve"> </w:t>
+      </w:r>
+      <w:r>
+        <w:rPr>
+          <w:rStyle w:val="VerbatimChar"/>
+          <w:b/>
+          <w:bCs/>
+        </w:rPr>
+        <w:t xml:space="preserve">SecAuthHardening</w:t>
+      </w:r>
+      <w:r>
+        <w:rPr>
+          <w:rFonts w:hint="eastAsia"/>
+        </w:rPr>
+        <w:t xml:space="preserve">：</w:t>
+      </w:r>
+      <w:r>
+        <w:rPr>
+          <w:rStyle w:val="VerbatimChar"/>
+        </w:rPr>
+        <w:t xml:space="preserve">Sys_User</w:t>
+      </w:r>
+      <w:r>
+        <w:t xml:space="preserve"> </w:t>
+      </w:r>
+      <w:r>
+        <w:rPr>
+          <w:rFonts w:hint="eastAsia"/>
+        </w:rPr>
+        <w:t xml:space="preserve">加</w:t>
+      </w:r>
+      <w:r>
+        <w:t xml:space="preserve"> 6 </w:t>
+      </w:r>
+      <w:r>
+        <w:rPr>
+          <w:rFonts w:hint="eastAsia"/>
+        </w:rPr>
+        <w:t xml:space="preserve">列</w:t>
+      </w:r>
+      <w:r>
+        <w:t xml:space="preserve"> + </w:t>
+      </w:r>
+      <w:r>
+        <w:rPr>
+          <w:rFonts w:hint="eastAsia"/>
+        </w:rPr>
+        <w:t xml:space="preserve">建</w:t>
+      </w:r>
+      <w:r>
+        <w:t xml:space="preserve"> 3 </w:t>
+      </w:r>
+      <w:r>
+        <w:rPr>
+          <w:rFonts w:hint="eastAsia"/>
+        </w:rPr>
+        <w:t xml:space="preserve">张新表（</w:t>
+      </w:r>
+      <w:r>
+        <w:rPr>
+          <w:rStyle w:val="VerbatimChar"/>
+        </w:rPr>
+        <w:t xml:space="preserve">Sys_PasswordHistory/RefreshToken/SecurityLog</w:t>
+      </w:r>
+      <w:r>
+        <w:rPr>
+          <w:rFonts w:hint="eastAsia"/>
+        </w:rPr>
+        <w:t xml:space="preserve">，含</w:t>
+      </w:r>
+      <w:r>
+        <w:t xml:space="preserve"> </w:t>
+      </w:r>
+      <w:r>
+        <w:rPr>
+          <w:rStyle w:val="VerbatimChar"/>
+        </w:rPr>
+        <w:t xml:space="preserve">TenantId</w:t>
+      </w:r>
+      <w:r>
+        <w:t xml:space="preserve"> </w:t>
+      </w:r>
+      <w:r>
+        <w:t xml:space="preserve">+ </w:t>
+      </w:r>
+      <w:r>
+        <w:rPr>
+          <w:rFonts w:hint="eastAsia"/>
+        </w:rPr>
+        <w:t xml:space="preserve">索引）。</w:t>
+      </w:r>
+      <w:r>
+        <w:rPr>
+          <w:rStyle w:val="VerbatimChar"/>
+        </w:rPr>
+        <w:t xml:space="preserve">db.Database.Migrate()</w:t>
+      </w:r>
+      <w:r>
+        <w:t xml:space="preserve"> </w:t>
+      </w:r>
+      <w:r>
+        <w:rPr>
+          <w:rFonts w:hint="eastAsia"/>
+        </w:rPr>
+        <w:t xml:space="preserve">自动对所有环境生效（仿</w:t>
+      </w:r>
+      <w:r>
+        <w:t xml:space="preserve"> A5BudgetI18nFix </w:t>
+      </w:r>
+      <w:r>
+        <w:rPr>
+          <w:rFonts w:hint="eastAsia"/>
+        </w:rPr>
+        <w:t xml:space="preserve">套路）。</w:t>
+      </w:r>
+    </w:p>
+    <w:p>
+      <w:pPr>
+        <w:pStyle w:val="Compact"/>
+        <w:numPr>
+          <w:ilvl w:val="0"/>
+          <w:numId w:val="1008"/>
+        </w:numPr>
+      </w:pPr>
+      <w:r>
+        <w:rPr>
+          <w:rFonts w:hint="eastAsia"/>
+          <w:b/>
+          <w:bCs/>
+        </w:rPr>
+        <w:t xml:space="preserve">原地哈希钩子</w:t>
+      </w:r>
+      <w:r>
+        <w:t xml:space="preserve"> </w:t>
+      </w:r>
+      <w:r>
+        <w:rPr>
+          <w:rStyle w:val="VerbatimChar"/>
+        </w:rPr>
+        <w:t xml:space="preserve">PasswordHashMigrationSeed.EnsureHashed(db, hasher)</w:t>
+      </w:r>
+      <w:r>
+        <w:rPr>
+          <w:rFonts w:hint="eastAsia"/>
+        </w:rPr>
+        <w:t xml:space="preserve">：</w:t>
+      </w:r>
+      <w:r>
+        <w:rPr>
+          <w:rStyle w:val="VerbatimChar"/>
+        </w:rPr>
+        <w:t xml:space="preserve">db.Database.Migrate()</w:t>
+      </w:r>
+      <w:r>
+        <w:t xml:space="preserve"> </w:t>
+      </w:r>
+      <w:r>
+        <w:rPr>
+          <w:rFonts w:hint="eastAsia"/>
+        </w:rPr>
+        <w:t xml:space="preserve">后跑（</w:t>
+      </w:r>
+      <w:r>
+        <w:rPr>
+          <w:rStyle w:val="VerbatimChar"/>
+        </w:rPr>
+        <w:t xml:space="preserve">Program.cs</w:t>
+      </w:r>
+      <w:r>
+        <w:rPr>
+          <w:rFonts w:hint="eastAsia"/>
+        </w:rPr>
+        <w:t xml:space="preserve">），扫</w:t>
+      </w:r>
+      <w:r>
+        <w:t xml:space="preserve"> </w:t>
+      </w:r>
+      <w:r>
+        <w:rPr>
+          <w:rStyle w:val="VerbatimChar"/>
+        </w:rPr>
+        <w:t xml:space="preserve">Sys_User</w:t>
+      </w:r>
+      <w:r>
+        <w:rPr>
+          <w:rFonts w:hint="eastAsia"/>
+        </w:rPr>
+        <w:t xml:space="preserve">（</w:t>
+      </w:r>
+      <w:r>
+        <w:rPr>
+          <w:rStyle w:val="VerbatimChar"/>
+        </w:rPr>
+        <w:t xml:space="preserve">IgnoreQueryFilters</w:t>
+      </w:r>
+      <w:r>
+        <w:t xml:space="preserve"> </w:t>
+      </w:r>
+      <w:r>
+        <w:rPr>
+          <w:rFonts w:hint="eastAsia"/>
+        </w:rPr>
+        <w:t xml:space="preserve">跨租户），凡</w:t>
+      </w:r>
+      <w:r>
+        <w:t xml:space="preserve"> </w:t>
+      </w:r>
+      <w:r>
+        <w:rPr>
+          <w:rStyle w:val="VerbatimChar"/>
+        </w:rPr>
+        <w:t xml:space="preserve">!IPasswordHasher.IsHashed(Password)</w:t>
+      </w:r>
+      <w:r>
+        <w:t xml:space="preserve"> </w:t>
+      </w:r>
+      <w:r>
+        <w:rPr>
+          <w:rFonts w:hint="eastAsia"/>
+        </w:rPr>
+        <w:t xml:space="preserve">即</w:t>
+      </w:r>
+      <w:r>
+        <w:t xml:space="preserve"> </w:t>
+      </w:r>
+      <w:r>
+        <w:rPr>
+          <w:rStyle w:val="VerbatimChar"/>
+        </w:rPr>
+        <w:t xml:space="preserve">Password=Hash(Password)</w:t>
+      </w:r>
+      <w:r>
+        <w:t xml:space="preserve"> </w:t>
+      </w:r>
+      <w:r>
+        <w:rPr>
+          <w:rFonts w:hint="eastAsia"/>
+        </w:rPr>
+        <w:t xml:space="preserve">就地重哈希，幂等（已哈希跳过）→</w:t>
+      </w:r>
+      <w:r>
+        <w:t xml:space="preserve"> </w:t>
+      </w:r>
+      <w:r>
+        <w:rPr>
+          <w:rFonts w:hint="eastAsia"/>
+        </w:rPr>
+        <w:t xml:space="preserve">现有明文</w:t>
+      </w:r>
+      <w:r>
+        <w:t xml:space="preserve"> seed </w:t>
+      </w:r>
+      <w:r>
+        <w:rPr>
+          <w:rFonts w:hint="eastAsia"/>
+        </w:rPr>
+        <w:t xml:space="preserve">用户无感升级，重复启动安全。</w:t>
+      </w:r>
+    </w:p>
+    <w:p>
+      <w:pPr>
+        <w:pStyle w:val="Compact"/>
+        <w:numPr>
+          <w:ilvl w:val="0"/>
+          <w:numId w:val="1008"/>
+        </w:numPr>
+      </w:pPr>
+      <w:r>
+        <w:rPr>
+          <w:rFonts w:hint="eastAsia"/>
+          <w:b/>
+          <w:bCs/>
+        </w:rPr>
+        <w:t xml:space="preserve">本地</w:t>
+      </w:r>
+      <w:r>
+        <w:rPr>
+          <w:b/>
+          <w:bCs/>
+        </w:rPr>
+        <w:t xml:space="preserve"> QA </w:t>
+      </w:r>
+      <w:r>
+        <w:rPr>
+          <w:rFonts w:hint="eastAsia"/>
+          <w:b/>
+          <w:bCs/>
+        </w:rPr>
+        <w:t xml:space="preserve">与</w:t>
+      </w:r>
+      <w:r>
+        <w:rPr>
+          <w:b/>
+          <w:bCs/>
+        </w:rPr>
+        <w:t xml:space="preserve"> Secure Cookie</w:t>
+      </w:r>
+      <w:r>
+        <w:rPr>
+          <w:rFonts w:hint="eastAsia"/>
+        </w:rPr>
+        <w:t xml:space="preserve">：</w:t>
+      </w:r>
+      <w:r>
+        <w:rPr>
+          <w:rStyle w:val="VerbatimChar"/>
+        </w:rPr>
+        <w:t xml:space="preserve">Secure=true</w:t>
+      </w:r>
+      <w:r>
+        <w:t xml:space="preserve"> </w:t>
+      </w:r>
+      <w:r>
+        <w:rPr>
+          <w:rFonts w:hint="eastAsia"/>
+        </w:rPr>
+        <w:t xml:space="preserve">在</w:t>
+      </w:r>
+      <w:r>
+        <w:t xml:space="preserve"> </w:t>
+      </w:r>
+      <w:r>
+        <w:rPr>
+          <w:rStyle w:val="VerbatimChar"/>
+        </w:rPr>
+        <w:t xml:space="preserve">http://localhost:5177/5173</w:t>
+      </w:r>
+      <w:r>
+        <w:t xml:space="preserve"> </w:t>
+      </w:r>
+      <w:r>
+        <w:rPr>
+          <w:rFonts w:hint="eastAsia"/>
+        </w:rPr>
+        <w:t xml:space="preserve">不发送</w:t>
+      </w:r>
+      <w:r>
+        <w:t xml:space="preserve"> Cookie →</w:t>
+      </w:r>
+      <w:r>
+        <w:t xml:space="preserve"> </w:t>
+      </w:r>
+      <w:r>
+        <w:rPr>
+          <w:rStyle w:val="VerbatimChar"/>
+        </w:rPr>
+        <w:t xml:space="preserve">Cookie:Secure</w:t>
+      </w:r>
+      <w:r>
+        <w:t xml:space="preserve"> </w:t>
+      </w:r>
+      <w:r>
+        <w:rPr>
+          <w:rFonts w:hint="eastAsia"/>
+        </w:rPr>
+        <w:t xml:space="preserve">在</w:t>
+      </w:r>
+      <w:r>
+        <w:t xml:space="preserve"> Development </w:t>
+      </w:r>
+      <w:r>
+        <w:rPr>
+          <w:rFonts w:hint="eastAsia"/>
+        </w:rPr>
+        <w:t xml:space="preserve">覆盖为</w:t>
+      </w:r>
+      <w:r>
+        <w:t xml:space="preserve"> </w:t>
+      </w:r>
+      <w:r>
+        <w:rPr>
+          <w:rStyle w:val="VerbatimChar"/>
+        </w:rPr>
+        <w:t xml:space="preserve">false</w:t>
+      </w:r>
+      <w:r>
+        <w:rPr>
+          <w:rFonts w:hint="eastAsia"/>
+        </w:rPr>
+        <w:t xml:space="preserve">（</w:t>
+      </w:r>
+      <w:r>
+        <w:rPr>
+          <w:rStyle w:val="VerbatimChar"/>
+        </w:rPr>
+        <w:t xml:space="preserve">appsettings.Development.json</w:t>
+      </w:r>
+      <w:r>
+        <w:rPr>
+          <w:rFonts w:hint="eastAsia"/>
+        </w:rPr>
+        <w:t xml:space="preserve">），保证</w:t>
+      </w:r>
+      <w:r>
+        <w:t xml:space="preserve"> gstack </w:t>
+      </w:r>
+      <w:r>
+        <w:rPr>
+          <w:rFonts w:hint="eastAsia"/>
+        </w:rPr>
+        <w:t xml:space="preserve">本地</w:t>
+      </w:r>
+      <w:r>
+        <w:t xml:space="preserve"> http </w:t>
+      </w:r>
+      <w:r>
+        <w:rPr>
+          <w:rFonts w:hint="eastAsia"/>
+        </w:rPr>
+        <w:t xml:space="preserve">全流程跑通；生产</w:t>
+      </w:r>
+      <w:r>
+        <w:t xml:space="preserve"> </w:t>
+      </w:r>
+      <w:r>
+        <w:rPr>
+          <w:rStyle w:val="VerbatimChar"/>
+        </w:rPr>
+        <w:t xml:space="preserve">true</w:t>
+      </w:r>
+      <w:r>
+        <w:t xml:space="preserve">。</w:t>
+      </w:r>
+    </w:p>
+    <w:p>
+      <w:pPr>
+        <w:pStyle w:val="Compact"/>
+        <w:numPr>
+          <w:ilvl w:val="0"/>
+          <w:numId w:val="1008"/>
+        </w:numPr>
+      </w:pPr>
+      <w:r>
+        <w:rPr>
+          <w:b/>
+          <w:bCs/>
+        </w:rPr>
+        <w:t xml:space="preserve">⚠️ </w:t>
+      </w:r>
+      <w:r>
+        <w:rPr>
+          <w:rFonts w:hint="eastAsia"/>
+          <w:b/>
+          <w:bCs/>
+        </w:rPr>
+        <w:t xml:space="preserve">不可逆迁移</w:t>
+      </w:r>
+      <w:r>
+        <w:rPr>
+          <w:b/>
+          <w:bCs/>
+        </w:rPr>
+        <w:t xml:space="preserve"> / </w:t>
+      </w:r>
+      <w:r>
+        <w:rPr>
+          <w:rFonts w:hint="eastAsia"/>
+          <w:b/>
+          <w:bCs/>
+        </w:rPr>
+        <w:t xml:space="preserve">生产备份</w:t>
+      </w:r>
+      <w:r>
+        <w:rPr>
+          <w:b/>
+          <w:bCs/>
+        </w:rPr>
+        <w:t xml:space="preserve"> + </w:t>
+      </w:r>
+      <w:r>
+        <w:rPr>
+          <w:rFonts w:hint="eastAsia"/>
+          <w:b/>
+          <w:bCs/>
+        </w:rPr>
+        <w:t xml:space="preserve">回滚约束（修订</w:t>
+      </w:r>
+      <w:r>
+        <w:rPr>
+          <w:b/>
+          <w:bCs/>
+        </w:rPr>
+        <w:t xml:space="preserve"> </w:t>
+      </w:r>
+      <w:r>
+        <w:rPr>
+          <w:rFonts w:hint="eastAsia"/>
+          <w:b/>
+          <w:bCs/>
+        </w:rPr>
+        <w:t xml:space="preserve">4）</w:t>
+      </w:r>
+      <w:r>
+        <w:rPr>
+          <w:rFonts w:hint="eastAsia"/>
+        </w:rPr>
+        <w:t xml:space="preserve">：原地哈希是</w:t>
+      </w:r>
+      <w:r>
+        <w:rPr>
+          <w:rFonts w:hint="eastAsia"/>
+          <w:b/>
+          <w:bCs/>
+        </w:rPr>
+        <w:t xml:space="preserve">单向不可逆</w:t>
+      </w:r>
+      <w:r>
+        <w:rPr>
+          <w:rFonts w:hint="eastAsia"/>
+        </w:rPr>
+        <w:t xml:space="preserve">操作——</w:t>
+      </w:r>
+    </w:p>
+    <w:p>
+      <w:pPr>
+        <w:pStyle w:val="Compact"/>
+        <w:numPr>
+          <w:ilvl w:val="1"/>
+          <w:numId w:val="1009"/>
+        </w:numPr>
+      </w:pPr>
+      <w:r>
+        <w:rPr>
+          <w:rFonts w:hint="eastAsia"/>
+          <w:b/>
+          <w:bCs/>
+        </w:rPr>
+        <w:t xml:space="preserve">生产执行前必须完成数据库全量备份</w:t>
+      </w:r>
+      <w:r>
+        <w:rPr>
+          <w:rFonts w:hint="eastAsia"/>
+        </w:rPr>
+        <w:t xml:space="preserve">（前置硬要求，写入部署</w:t>
+      </w:r>
+      <w:r>
+        <w:t xml:space="preserve"> </w:t>
+      </w:r>
+      <w:r>
+        <w:rPr>
+          <w:rFonts w:hint="eastAsia"/>
+        </w:rPr>
+        <w:t xml:space="preserve">runbook）；</w:t>
+      </w:r>
+    </w:p>
+    <w:p>
+      <w:pPr>
+        <w:pStyle w:val="Compact"/>
+        <w:numPr>
+          <w:ilvl w:val="1"/>
+          <w:numId w:val="1009"/>
+        </w:numPr>
+      </w:pPr>
+      <w:r>
+        <w:rPr>
+          <w:rFonts w:hint="eastAsia"/>
+        </w:rPr>
+        <w:t xml:space="preserve">迁移后</w:t>
+      </w:r>
+      <w:r>
+        <w:rPr>
+          <w:rFonts w:hint="eastAsia"/>
+          <w:b/>
+          <w:bCs/>
+        </w:rPr>
+        <w:t xml:space="preserve">无法还原任何明文密码</w:t>
+      </w:r>
+      <w:r>
+        <w:rPr>
+          <w:rFonts w:hint="eastAsia"/>
+        </w:rPr>
+        <w:t xml:space="preserve">（BCrypt</w:t>
+      </w:r>
+      <w:r>
+        <w:t xml:space="preserve"> </w:t>
+      </w:r>
+      <w:r>
+        <w:rPr>
+          <w:rFonts w:hint="eastAsia"/>
+        </w:rPr>
+        <w:t xml:space="preserve">单向），如需回退只能靠备份恢复或全员重置；</w:t>
+      </w:r>
+    </w:p>
+    <w:p>
+      <w:pPr>
+        <w:pStyle w:val="Compact"/>
+        <w:numPr>
+          <w:ilvl w:val="1"/>
+          <w:numId w:val="1009"/>
+        </w:numPr>
+      </w:pPr>
+      <w:r>
+        <w:rPr>
+          <w:b/>
+          <w:bCs/>
+        </w:rPr>
+        <w:t xml:space="preserve">EF</w:t>
+      </w:r>
+      <w:r>
+        <w:rPr>
+          <w:b/>
+          <w:bCs/>
+        </w:rPr>
+        <w:t xml:space="preserve"> </w:t>
+      </w:r>
+      <w:r>
+        <w:rPr>
+          <w:rStyle w:val="VerbatimChar"/>
+          <w:b/>
+          <w:bCs/>
+        </w:rPr>
+        <w:t xml:space="preserve">Down()</w:t>
+      </w:r>
+      <w:r>
+        <w:rPr>
+          <w:b/>
+          <w:bCs/>
+        </w:rPr>
+        <w:t xml:space="preserve"> </w:t>
+      </w:r>
+      <w:r>
+        <w:rPr>
+          <w:b/>
+          <w:bCs/>
+        </w:rPr>
+        <w:t xml:space="preserve">/ </w:t>
+      </w:r>
+      <w:r>
+        <w:rPr>
+          <w:rFonts w:hint="eastAsia"/>
+          <w:b/>
+          <w:bCs/>
+        </w:rPr>
+        <w:t xml:space="preserve">回滚代码严禁尝试把</w:t>
+      </w:r>
+      <w:r>
+        <w:rPr>
+          <w:b/>
+          <w:bCs/>
+        </w:rPr>
+        <w:t xml:space="preserve"> BCrypt </w:t>
+      </w:r>
+      <w:r>
+        <w:rPr>
+          <w:rFonts w:hint="eastAsia"/>
+          <w:b/>
+          <w:bCs/>
+        </w:rPr>
+        <w:t xml:space="preserve">反哈希为明文</w:t>
+      </w:r>
+      <w:r>
+        <w:t xml:space="preserve">——</w:t>
+      </w:r>
+      <w:r>
+        <w:rPr>
+          <w:rStyle w:val="VerbatimChar"/>
+        </w:rPr>
+        <w:t xml:space="preserve">Down()</w:t>
+      </w:r>
+      <w:r>
+        <w:t xml:space="preserve"> </w:t>
+      </w:r>
+      <w:r>
+        <w:rPr>
+          <w:rFonts w:hint="eastAsia"/>
+        </w:rPr>
+        <w:t xml:space="preserve">仅负责删列/删表等结构回退，</w:t>
+      </w:r>
+      <w:r>
+        <w:rPr>
+          <w:rFonts w:hint="eastAsia"/>
+          <w:b/>
+          <w:bCs/>
+        </w:rPr>
+        <w:t xml:space="preserve">绝不触碰</w:t>
+      </w:r>
+      <w:r>
+        <w:rPr>
+          <w:b/>
+          <w:bCs/>
+        </w:rPr>
+        <w:t xml:space="preserve"> </w:t>
+      </w:r>
+      <w:r>
+        <w:rPr>
+          <w:rStyle w:val="VerbatimChar"/>
+          <w:b/>
+          <w:bCs/>
+        </w:rPr>
+        <w:t xml:space="preserve">Password</w:t>
+      </w:r>
+      <w:r>
+        <w:rPr>
+          <w:b/>
+          <w:bCs/>
+        </w:rPr>
+        <w:t xml:space="preserve"> </w:t>
+      </w:r>
+      <w:r>
+        <w:rPr>
+          <w:rFonts w:hint="eastAsia"/>
+          <w:b/>
+          <w:bCs/>
+        </w:rPr>
+        <w:t xml:space="preserve">列的值</w:t>
+      </w:r>
+      <w:r>
+        <w:rPr>
+          <w:rFonts w:hint="eastAsia"/>
+        </w:rPr>
+        <w:t xml:space="preserve">；</w:t>
+      </w:r>
+    </w:p>
+    <w:p>
+      <w:pPr>
+        <w:pStyle w:val="Compact"/>
+        <w:numPr>
+          <w:ilvl w:val="1"/>
+          <w:numId w:val="1009"/>
+        </w:numPr>
+      </w:pPr>
+      <w:r>
+        <w:rPr>
+          <w:rFonts w:hint="eastAsia"/>
+        </w:rPr>
+        <w:t xml:space="preserve">启动钩子幂等：已哈希跳过，重复部署不二次哈希、不损坏既有哈希。</w:t>
+      </w:r>
+    </w:p>
+    <w:p>
+      <w:r>
+        <w:pict>
+          <v:rect style="width:0;height:1.5pt" o:hralign="center" o:hrstd="t" o:hr="t"/>
+        </w:pict>
+      </w:r>
+    </w:p>
+    <w:bookmarkEnd w:id="30"/>
+    <w:bookmarkStart w:id="31" w:name="错误处理与错误码"/>
     <w:p>
       <w:pPr>
         <w:pStyle w:val="Heading2"/>
@@ -10794,8 +12750,8 @@
         </w:pict>
       </w:r>
     </w:p>
-    <w:bookmarkEnd w:id="30"/>
-    <w:bookmarkStart w:id="31" w:name="测试矩阵tddxunitinmemory-为主迁移触发器类用-sqlite"/>
+    <w:bookmarkEnd w:id="31"/>
+    <w:bookmarkStart w:id="32" w:name="测试矩阵tddxunitinmemory-为主迁移触发器类用-sqlite"/>
     <w:p>
       <w:pPr>
         <w:pStyle w:val="Heading2"/>
@@ -11457,8 +13413,8 @@
         </w:pict>
       </w:r>
     </w:p>
-    <w:bookmarkEnd w:id="31"/>
-    <w:bookmarkStart w:id="32" w:name="Xeeb268536003e77508a792b00b5e021ea91010b"/>
+    <w:bookmarkEnd w:id="32"/>
+    <w:bookmarkStart w:id="33" w:name="Xeeb268536003e77508a792b00b5e021ea91010b"/>
     <w:p>
       <w:pPr>
         <w:pStyle w:val="Heading2"/>
@@ -12161,10 +14117,16 @@
               <w:t xml:space="preserve">CsrfMiddleware</w:t>
             </w:r>
             <w:r>
-              <w:t xml:space="preserve"> </w:t>
-            </w:r>
-            <w:r>
-              <w:t xml:space="preserve">+</w:t>
+              <w:t xml:space="preserve">(refresh </w:t>
+            </w:r>
+            <w:r>
+              <w:rPr>
+                <w:rFonts w:hint="eastAsia"/>
+              </w:rPr>
+              <w:t xml:space="preserve">不豁免)</w:t>
+            </w:r>
+            <w:r>
+              <w:t xml:space="preserve"> +</w:t>
             </w:r>
             <w:r>
               <w:t xml:space="preserve"> </w:t>
@@ -12174,6 +14136,45 @@
                 <w:rStyle w:val="VerbatimChar"/>
               </w:rPr>
               <w:t xml:space="preserve">MustChangePasswordMiddleware</w:t>
+            </w:r>
+            <w:r>
+              <w:t xml:space="preserve">(claim </w:t>
+            </w:r>
+            <w:r>
+              <w:rPr>
+                <w:rFonts w:hint="eastAsia"/>
+              </w:rPr>
+              <w:t xml:space="preserve">优先)</w:t>
+            </w:r>
+            <w:r>
+              <w:t xml:space="preserve"> +</w:t>
+            </w:r>
+            <w:r>
+              <w:t xml:space="preserve"> </w:t>
+            </w:r>
+            <w:r>
+              <w:rPr>
+                <w:b/>
+                <w:bCs/>
+              </w:rPr>
+              <w:t xml:space="preserve">CORS </w:t>
+            </w:r>
+            <w:r>
+              <w:rPr>
+                <w:rFonts w:hint="eastAsia"/>
+                <w:b/>
+                <w:bCs/>
+              </w:rPr>
+              <w:t xml:space="preserve">收紧</w:t>
+            </w:r>
+            <w:r>
+              <w:rPr>
+                <w:rFonts w:hint="eastAsia"/>
+              </w:rPr>
+              <w:t xml:space="preserve">(AllowCredentials+显式</w:t>
+            </w:r>
+            <w:r>
+              <w:t xml:space="preserve"> origin)</w:t>
             </w:r>
           </w:p>
         </w:tc>
@@ -12682,8 +14683,8 @@
         </w:pict>
       </w:r>
     </w:p>
-    <w:bookmarkEnd w:id="32"/>
-    <w:bookmarkStart w:id="33" w:name="决策定稿brainstorming-采纳值落码不再问"/>
+    <w:bookmarkEnd w:id="33"/>
+    <w:bookmarkStart w:id="34" w:name="决策定稿brainstorming-采纳值落码不再问"/>
     <w:p>
       <w:pPr>
         <w:pStyle w:val="Heading2"/>
@@ -13221,68 +15222,103 @@
               <w:pStyle w:val="Compact"/>
             </w:pPr>
             <w:r>
-              <w:t xml:space="preserve">refresh </w:t>
-            </w:r>
-            <w:r>
-              <w:rPr>
-                <w:rFonts w:hint="eastAsia"/>
-              </w:rPr>
-              <w:t xml:space="preserve">跨租户查询</w:t>
-            </w:r>
-          </w:p>
-        </w:tc>
-        <w:tc>
-          <w:tcPr/>
-          <w:p>
-            <w:pPr>
-              <w:pStyle w:val="Compact"/>
-            </w:pPr>
-            <w:r>
-              <w:rPr>
-                <w:rStyle w:val="VerbatimChar"/>
+              <w:rPr>
+                <w:rStyle w:val="VerbatimChar"/>
+              </w:rPr>
+              <w:t xml:space="preserve">Sys_RefreshToken.TokenHash</w:t>
+            </w:r>
+            <w:r>
+              <w:t xml:space="preserve"> </w:t>
+            </w:r>
+            <w:r>
+              <w:rPr>
+                <w:rFonts w:hint="eastAsia"/>
+              </w:rPr>
+              <w:t xml:space="preserve">索引</w:t>
+            </w:r>
+          </w:p>
+        </w:tc>
+        <w:tc>
+          <w:tcPr/>
+          <w:p>
+            <w:pPr>
+              <w:pStyle w:val="Compact"/>
+            </w:pPr>
+            <w:r>
+              <w:rPr>
+                <w:rFonts w:hint="eastAsia"/>
                 <w:b/>
                 <w:bCs/>
               </w:rPr>
-              <w:t xml:space="preserve">IgnoreQueryFilters</w:t>
-            </w:r>
-            <w:r>
-              <w:rPr>
+              <w:t xml:space="preserve">全局唯一</w:t>
+            </w:r>
+            <w:r>
+              <w:rPr>
+                <w:rFonts w:hint="eastAsia"/>
+              </w:rPr>
+              <w:t xml:space="preserve">（显式排除</w:t>
+            </w:r>
+            <w:r>
+              <w:t xml:space="preserve"> TenantId </w:t>
+            </w:r>
+            <w:r>
+              <w:rPr>
+                <w:rFonts w:hint="eastAsia"/>
+              </w:rPr>
+              <w:t xml:space="preserve">前缀升级）；最低也须单列索引，</w:t>
+            </w:r>
+            <w:r>
+              <w:rPr>
+                <w:rFonts w:hint="eastAsia"/>
                 <w:b/>
                 <w:bCs/>
               </w:rPr>
-              <w:t xml:space="preserve"> </w:t>
-            </w:r>
-            <w:r>
-              <w:rPr>
-                <w:rFonts w:hint="eastAsia"/>
+              <w:t xml:space="preserve">不得只靠</w:t>
+            </w:r>
+            <w:r>
+              <w:rPr>
                 <w:b/>
                 <w:bCs/>
               </w:rPr>
-              <w:t xml:space="preserve">白名单</w:t>
-            </w:r>
-            <w:r>
-              <w:rPr>
-                <w:rFonts w:hint="eastAsia"/>
-              </w:rPr>
-              <w:t xml:space="preserve">，查后由令牌</w:t>
-            </w:r>
-            <w:r>
-              <w:t xml:space="preserve"> </w:t>
-            </w:r>
-            <w:r>
-              <w:rPr>
-                <w:rStyle w:val="VerbatimChar"/>
-              </w:rPr>
-              <w:t xml:space="preserve">TenantId</w:t>
-            </w:r>
-            <w:r>
-              <w:t xml:space="preserve"> </w:t>
-            </w:r>
-            <w:r>
-              <w:rPr>
-                <w:rFonts w:hint="eastAsia"/>
-              </w:rPr>
-              <w:t xml:space="preserve">回设上下文</w:t>
+              <w:t xml:space="preserve"> </w:t>
+            </w:r>
+            <w:r>
+              <w:rPr>
+                <w:rStyle w:val="VerbatimChar"/>
+                <w:b/>
+                <w:bCs/>
+              </w:rPr>
+              <w:t xml:space="preserve">(TenantId,TokenHash)</w:t>
+            </w:r>
+            <w:r>
+              <w:rPr>
+                <w:b/>
+                <w:bCs/>
+              </w:rPr>
+              <w:t xml:space="preserve"> </w:t>
+            </w:r>
+            <w:r>
+              <w:rPr>
+                <w:rFonts w:hint="eastAsia"/>
+                <w:b/>
+                <w:bCs/>
+              </w:rPr>
+              <w:t xml:space="preserve">组合</w:t>
+            </w:r>
+            <w:r>
+              <w:rPr>
+                <w:rFonts w:hint="eastAsia"/>
+              </w:rPr>
+              <w:t xml:space="preserve">（修订</w:t>
+            </w:r>
+            <w:r>
+              <w:t xml:space="preserve"> </w:t>
+            </w:r>
+            <w:r>
+              <w:rPr>
+                <w:rFonts w:hint="eastAsia"/>
+              </w:rPr>
+              <w:t xml:space="preserve">1）</w:t>
             </w:r>
           </w:p>
         </w:tc>
@@ -13295,55 +15331,86 @@
               <w:pStyle w:val="Compact"/>
             </w:pPr>
             <w:r>
-              <w:t xml:space="preserve">token </w:t>
-            </w:r>
-            <w:r>
-              <w:rPr>
-                <w:rFonts w:hint="eastAsia"/>
-              </w:rPr>
-              <w:t xml:space="preserve">载体</w:t>
-            </w:r>
-          </w:p>
-        </w:tc>
-        <w:tc>
-          <w:tcPr/>
-          <w:p>
-            <w:pPr>
-              <w:pStyle w:val="Compact"/>
-            </w:pPr>
-            <w:r>
-              <w:rPr>
+              <w:t xml:space="preserve">refresh </w:t>
+            </w:r>
+            <w:r>
+              <w:rPr>
+                <w:rFonts w:hint="eastAsia"/>
+              </w:rPr>
+              <w:t xml:space="preserve">跨租户查询</w:t>
+            </w:r>
+          </w:p>
+        </w:tc>
+        <w:tc>
+          <w:tcPr/>
+          <w:p>
+            <w:pPr>
+              <w:pStyle w:val="Compact"/>
+            </w:pPr>
+            <w:r>
+              <w:rPr>
+                <w:rStyle w:val="VerbatimChar"/>
                 <w:b/>
                 <w:bCs/>
               </w:rPr>
-              <w:t xml:space="preserve">httpOnly Cookie</w:t>
-            </w:r>
-            <w:r>
-              <w:rPr>
-                <w:rFonts w:hint="eastAsia"/>
-              </w:rPr>
-              <w:t xml:space="preserve">（access/refresh/csrf</w:t>
-            </w:r>
-            <w:r>
-              <w:t xml:space="preserve"> </w:t>
-            </w:r>
-            <w:r>
-              <w:rPr>
-                <w:rFonts w:hint="eastAsia"/>
-              </w:rPr>
-              <w:t xml:space="preserve">三</w:t>
-            </w:r>
-            <w:r>
-              <w:t xml:space="preserve"> </w:t>
-            </w:r>
-            <w:r>
-              <w:rPr>
-                <w:rFonts w:hint="eastAsia"/>
-              </w:rPr>
-              <w:t xml:space="preserve">Cookie）；前端弃</w:t>
-            </w:r>
-            <w:r>
-              <w:t xml:space="preserve"> localStorage</w:t>
+              <w:t xml:space="preserve">IgnoreQueryFilters</w:t>
+            </w:r>
+            <w:r>
+              <w:rPr>
+                <w:b/>
+                <w:bCs/>
+              </w:rPr>
+              <w:t xml:space="preserve"> </w:t>
+            </w:r>
+            <w:r>
+              <w:rPr>
+                <w:rFonts w:hint="eastAsia"/>
+                <w:b/>
+                <w:bCs/>
+              </w:rPr>
+              <w:t xml:space="preserve">白名单</w:t>
+            </w:r>
+            <w:r>
+              <w:rPr>
+                <w:rFonts w:hint="eastAsia"/>
+              </w:rPr>
+              <w:t xml:space="preserve">，按</w:t>
+            </w:r>
+            <w:r>
+              <w:t xml:space="preserve"> </w:t>
+            </w:r>
+            <w:r>
+              <w:rPr>
+                <w:rStyle w:val="VerbatimChar"/>
+              </w:rPr>
+              <w:t xml:space="preserve">TokenHash</w:t>
+            </w:r>
+            <w:r>
+              <w:t xml:space="preserve"> </w:t>
+            </w:r>
+            <w:r>
+              <w:rPr>
+                <w:rFonts w:hint="eastAsia"/>
+              </w:rPr>
+              <w:t xml:space="preserve">单列查，查后由令牌</w:t>
+            </w:r>
+            <w:r>
+              <w:t xml:space="preserve"> </w:t>
+            </w:r>
+            <w:r>
+              <w:rPr>
+                <w:rStyle w:val="VerbatimChar"/>
+              </w:rPr>
+              <w:t xml:space="preserve">TenantId</w:t>
+            </w:r>
+            <w:r>
+              <w:t xml:space="preserve"> </w:t>
+            </w:r>
+            <w:r>
+              <w:rPr>
+                <w:rFonts w:hint="eastAsia"/>
+              </w:rPr>
+              <w:t xml:space="preserve">回设上下文</w:t>
             </w:r>
           </w:p>
         </w:tc>
@@ -13356,62 +15423,70 @@
               <w:pStyle w:val="Compact"/>
             </w:pPr>
             <w:r>
-              <w:t xml:space="preserve">CSRF</w:t>
-            </w:r>
-          </w:p>
-        </w:tc>
-        <w:tc>
-          <w:tcPr/>
-          <w:p>
-            <w:pPr>
-              <w:pStyle w:val="Compact"/>
-            </w:pPr>
-            <w:r>
-              <w:rPr>
-                <w:rFonts w:hint="eastAsia"/>
+              <w:t xml:space="preserve">token </w:t>
+            </w:r>
+            <w:r>
+              <w:rPr>
+                <w:rFonts w:hint="eastAsia"/>
+              </w:rPr>
+              <w:t xml:space="preserve">载体</w:t>
+            </w:r>
+          </w:p>
+        </w:tc>
+        <w:tc>
+          <w:tcPr/>
+          <w:p>
+            <w:pPr>
+              <w:pStyle w:val="Compact"/>
+            </w:pPr>
+            <w:r>
+              <w:rPr>
                 <w:b/>
                 <w:bCs/>
               </w:rPr>
-              <w:t xml:space="preserve">双提交令牌</w:t>
-            </w:r>
-            <w:r>
-              <w:rPr>
-                <w:rFonts w:hint="eastAsia"/>
-              </w:rPr>
-              <w:t xml:space="preserve">（</w:t>
-            </w:r>
-            <w:r>
-              <w:rPr>
-                <w:rStyle w:val="VerbatimChar"/>
-              </w:rPr>
-              <w:t xml:space="preserve">cp6_csrf</w:t>
-            </w:r>
-            <w:r>
-              <w:t xml:space="preserve"> </w:t>
-            </w:r>
-            <w:r>
-              <w:t xml:space="preserve">cookie ↔</w:t>
-            </w:r>
-            <w:r>
-              <w:t xml:space="preserve"> </w:t>
-            </w:r>
-            <w:r>
-              <w:rPr>
-                <w:rStyle w:val="VerbatimChar"/>
-              </w:rPr>
-              <w:t xml:space="preserve">X-CSRF-Token</w:t>
-            </w:r>
-            <w:r>
-              <w:t xml:space="preserve"> </w:t>
-            </w:r>
-            <w:r>
-              <w:rPr>
-                <w:rFonts w:hint="eastAsia"/>
-              </w:rPr>
-              <w:t xml:space="preserve">头）+</w:t>
-            </w:r>
-            <w:r>
-              <w:t xml:space="preserve"> SameSite=Strict</w:t>
+              <w:t xml:space="preserve">httpOnly Cookie</w:t>
+            </w:r>
+            <w:r>
+              <w:rPr>
+                <w:rFonts w:hint="eastAsia"/>
+              </w:rPr>
+              <w:t xml:space="preserve">（access/refresh/csrf</w:t>
+            </w:r>
+            <w:r>
+              <w:t xml:space="preserve"> </w:t>
+            </w:r>
+            <w:r>
+              <w:rPr>
+                <w:rFonts w:hint="eastAsia"/>
+              </w:rPr>
+              <w:t xml:space="preserve">三</w:t>
+            </w:r>
+            <w:r>
+              <w:t xml:space="preserve"> </w:t>
+            </w:r>
+            <w:r>
+              <w:rPr>
+                <w:rFonts w:hint="eastAsia"/>
+              </w:rPr>
+              <w:t xml:space="preserve">Cookie）；前端弃</w:t>
+            </w:r>
+            <w:r>
+              <w:t xml:space="preserve"> </w:t>
+            </w:r>
+            <w:r>
+              <w:rPr>
+                <w:rFonts w:hint="eastAsia"/>
+              </w:rPr>
+              <w:t xml:space="preserve">localStorage；前端</w:t>
+            </w:r>
+            <w:r>
+              <w:t xml:space="preserve"> </w:t>
+            </w:r>
+            <w:r>
+              <w:rPr>
+                <w:rStyle w:val="VerbatimChar"/>
+              </w:rPr>
+              <w:t xml:space="preserve">withCredentials=true</w:t>
             </w:r>
           </w:p>
         </w:tc>
@@ -13424,32 +15499,345 @@
               <w:pStyle w:val="Compact"/>
             </w:pPr>
             <w:r>
-              <w:rPr>
-                <w:rFonts w:hint="eastAsia"/>
-              </w:rPr>
-              <w:t xml:space="preserve">强制改密</w:t>
-            </w:r>
-          </w:p>
-        </w:tc>
-        <w:tc>
-          <w:tcPr/>
-          <w:p>
-            <w:pPr>
-              <w:pStyle w:val="Compact"/>
-            </w:pPr>
+              <w:t xml:space="preserve">CORS / </w:t>
+            </w:r>
+            <w:r>
+              <w:rPr>
+                <w:rFonts w:hint="eastAsia"/>
+              </w:rPr>
+              <w:t xml:space="preserve">部署</w:t>
+            </w:r>
+          </w:p>
+        </w:tc>
+        <w:tc>
+          <w:tcPr/>
+          <w:p>
+            <w:pPr>
+              <w:pStyle w:val="Compact"/>
+            </w:pPr>
+            <w:r>
+              <w:t xml:space="preserve">CORS</w:t>
+            </w:r>
+            <w:r>
+              <w:t xml:space="preserve"> </w:t>
+            </w:r>
+            <w:r>
+              <w:rPr>
+                <w:rStyle w:val="VerbatimChar"/>
+              </w:rPr>
+              <w:t xml:space="preserve">AllowCredentials</w:t>
+            </w:r>
+            <w:r>
+              <w:t xml:space="preserve"> </w:t>
+            </w:r>
+            <w:r>
+              <w:t xml:space="preserve">+ </w:t>
+            </w:r>
+            <w:r>
+              <w:rPr>
+                <w:rFonts w:hint="eastAsia"/>
+              </w:rPr>
+              <w:t xml:space="preserve">显式</w:t>
+            </w:r>
+            <w:r>
+              <w:t xml:space="preserve"> </w:t>
+            </w:r>
+            <w:r>
+              <w:rPr>
+                <w:rFonts w:hint="eastAsia"/>
+              </w:rPr>
+              <w:t xml:space="preserve">origin（</w:t>
+            </w:r>
             <w:r>
               <w:rPr>
                 <w:rFonts w:hint="eastAsia"/>
                 <w:b/>
                 <w:bCs/>
               </w:rPr>
+              <w:t xml:space="preserve">禁</w:t>
+            </w:r>
+            <w:r>
+              <w:rPr>
+                <w:b/>
+                <w:bCs/>
+              </w:rPr>
+              <w:t xml:space="preserve"> </w:t>
+            </w:r>
+            <w:r>
+              <w:rPr>
+                <w:rStyle w:val="VerbatimChar"/>
+                <w:b/>
+                <w:bCs/>
+              </w:rPr>
+              <w:t xml:space="preserve">*</w:t>
+            </w:r>
+            <w:r>
+              <w:rPr>
+                <w:rFonts w:hint="eastAsia"/>
+              </w:rPr>
+              <w:t xml:space="preserve">）；MVP</w:t>
+            </w:r>
+            <w:r>
+              <w:t xml:space="preserve"> </w:t>
+            </w:r>
+            <w:r>
+              <w:rPr>
+                <w:rFonts w:hint="eastAsia"/>
+                <w:b/>
+                <w:bCs/>
+              </w:rPr>
+              <w:t xml:space="preserve">同站点</w:t>
+            </w:r>
+            <w:r>
+              <w:rPr>
+                <w:rFonts w:hint="eastAsia"/>
+              </w:rPr>
+              <w:t xml:space="preserve">部署</w:t>
+            </w:r>
+            <w:r>
+              <w:t xml:space="preserve"> → </w:t>
+            </w:r>
+            <w:r>
+              <w:rPr>
+                <w:rFonts w:hint="eastAsia"/>
+              </w:rPr>
+              <w:t xml:space="preserve">SameSite=Strict；跨站点未来→SameSite=None+Secure</w:t>
+            </w:r>
+            <w:r>
+              <w:t xml:space="preserve"> </w:t>
+            </w:r>
+            <w:r>
+              <w:rPr>
+                <w:rFonts w:hint="eastAsia"/>
+              </w:rPr>
+              <w:t xml:space="preserve">或同域反代（修订</w:t>
+            </w:r>
+            <w:r>
+              <w:t xml:space="preserve"> </w:t>
+            </w:r>
+            <w:r>
+              <w:rPr>
+                <w:rFonts w:hint="eastAsia"/>
+              </w:rPr>
+              <w:t xml:space="preserve">2）</w:t>
+            </w:r>
+          </w:p>
+        </w:tc>
+      </w:tr>
+      <w:tr>
+        <w:tc>
+          <w:tcPr/>
+          <w:p>
+            <w:pPr>
+              <w:pStyle w:val="Compact"/>
+            </w:pPr>
+            <w:r>
+              <w:t xml:space="preserve">CSRF</w:t>
+            </w:r>
+          </w:p>
+        </w:tc>
+        <w:tc>
+          <w:tcPr/>
+          <w:p>
+            <w:pPr>
+              <w:pStyle w:val="Compact"/>
+            </w:pPr>
+            <w:r>
+              <w:rPr>
+                <w:rFonts w:hint="eastAsia"/>
+                <w:b/>
+                <w:bCs/>
+              </w:rPr>
+              <w:t xml:space="preserve">双提交令牌</w:t>
+            </w:r>
+            <w:r>
+              <w:rPr>
+                <w:rFonts w:hint="eastAsia"/>
+              </w:rPr>
+              <w:t xml:space="preserve">（</w:t>
+            </w:r>
+            <w:r>
+              <w:rPr>
+                <w:rStyle w:val="VerbatimChar"/>
+              </w:rPr>
+              <w:t xml:space="preserve">cp6_csrf</w:t>
+            </w:r>
+            <w:r>
+              <w:t xml:space="preserve"> </w:t>
+            </w:r>
+            <w:r>
+              <w:t xml:space="preserve">cookie ↔</w:t>
+            </w:r>
+            <w:r>
+              <w:t xml:space="preserve"> </w:t>
+            </w:r>
+            <w:r>
+              <w:rPr>
+                <w:rStyle w:val="VerbatimChar"/>
+              </w:rPr>
+              <w:t xml:space="preserve">X-CSRF-Token</w:t>
+            </w:r>
+            <w:r>
+              <w:t xml:space="preserve"> </w:t>
+            </w:r>
+            <w:r>
+              <w:rPr>
+                <w:rFonts w:hint="eastAsia"/>
+              </w:rPr>
+              <w:t xml:space="preserve">头）+</w:t>
+            </w:r>
+            <w:r>
+              <w:t xml:space="preserve"> </w:t>
+            </w:r>
+            <w:r>
+              <w:rPr>
+                <w:rFonts w:hint="eastAsia"/>
+              </w:rPr>
+              <w:t xml:space="preserve">SameSite=Strict；</w:t>
+            </w:r>
+            <w:r>
+              <w:rPr>
+                <w:b/>
+                <w:bCs/>
+              </w:rPr>
+              <w:t xml:space="preserve">login </w:t>
+            </w:r>
+            <w:r>
+              <w:rPr>
+                <w:rFonts w:hint="eastAsia"/>
+                <w:b/>
+                <w:bCs/>
+              </w:rPr>
+              <w:t xml:space="preserve">豁免、refresh</w:t>
+            </w:r>
+            <w:r>
+              <w:rPr>
+                <w:b/>
+                <w:bCs/>
+              </w:rPr>
+              <w:t xml:space="preserve"> </w:t>
+            </w:r>
+            <w:r>
+              <w:rPr>
+                <w:rFonts w:hint="eastAsia"/>
+                <w:b/>
+                <w:bCs/>
+              </w:rPr>
+              <w:t xml:space="preserve">不豁免</w:t>
+            </w:r>
+            <w:r>
+              <w:rPr>
+                <w:rFonts w:hint="eastAsia"/>
+              </w:rPr>
+              <w:t xml:space="preserve">（cp6_csrf</w:t>
+            </w:r>
+            <w:r>
+              <w:t xml:space="preserve"> </w:t>
+            </w:r>
+            <w:r>
+              <w:rPr>
+                <w:rFonts w:hint="eastAsia"/>
+              </w:rPr>
+              <w:t xml:space="preserve">非</w:t>
+            </w:r>
+            <w:r>
+              <w:t xml:space="preserve"> </w:t>
+            </w:r>
+            <w:r>
+              <w:rPr>
+                <w:rFonts w:hint="eastAsia"/>
+              </w:rPr>
+              <w:t xml:space="preserve">httpOnly，access</w:t>
+            </w:r>
+            <w:r>
+              <w:t xml:space="preserve"> </w:t>
+            </w:r>
+            <w:r>
+              <w:rPr>
+                <w:rFonts w:hint="eastAsia"/>
+              </w:rPr>
+              <w:t xml:space="preserve">过期仍可读，修订</w:t>
+            </w:r>
+            <w:r>
+              <w:t xml:space="preserve"> </w:t>
+            </w:r>
+            <w:r>
+              <w:rPr>
+                <w:rFonts w:hint="eastAsia"/>
+              </w:rPr>
+              <w:t xml:space="preserve">3）</w:t>
+            </w:r>
+          </w:p>
+        </w:tc>
+      </w:tr>
+      <w:tr>
+        <w:tc>
+          <w:tcPr/>
+          <w:p>
+            <w:pPr>
+              <w:pStyle w:val="Compact"/>
+            </w:pPr>
+            <w:r>
+              <w:rPr>
+                <w:rFonts w:hint="eastAsia"/>
+              </w:rPr>
+              <w:t xml:space="preserve">强制改密</w:t>
+            </w:r>
+          </w:p>
+        </w:tc>
+        <w:tc>
+          <w:tcPr/>
+          <w:p>
+            <w:pPr>
+              <w:pStyle w:val="Compact"/>
+            </w:pPr>
+            <w:r>
+              <w:rPr>
+                <w:rStyle w:val="VerbatimChar"/>
+                <w:b/>
+                <w:bCs/>
+              </w:rPr>
+              <w:t xml:space="preserve">must_change_password</w:t>
+            </w:r>
+            <w:r>
+              <w:rPr>
+                <w:b/>
+                <w:bCs/>
+              </w:rPr>
+              <w:t xml:space="preserve"> </w:t>
+            </w:r>
+            <w:r>
+              <w:rPr>
+                <w:b/>
+                <w:bCs/>
+              </w:rPr>
+              <w:t xml:space="preserve">claim </w:t>
+            </w:r>
+            <w:r>
+              <w:rPr>
+                <w:rFonts w:hint="eastAsia"/>
+                <w:b/>
+                <w:bCs/>
+              </w:rPr>
+              <w:t xml:space="preserve">优先</w:t>
+            </w:r>
+            <w:r>
+              <w:rPr>
+                <w:rFonts w:hint="eastAsia"/>
+              </w:rPr>
+              <w:t xml:space="preserve">（不每请求查库）+</w:t>
+            </w:r>
+            <w:r>
+              <w:t xml:space="preserve"> </w:t>
+            </w:r>
+            <w:r>
+              <w:rPr>
+                <w:rFonts w:hint="eastAsia"/>
+              </w:rPr>
               <w:t xml:space="preserve">中间件兜底</w:t>
             </w:r>
             <w:r>
-              <w:t xml:space="preserve"> </w:t>
-            </w:r>
-            <w:r>
-              <w:t xml:space="preserve">+ </w:t>
+              <w:t xml:space="preserve"> + </w:t>
             </w:r>
             <w:r>
               <w:rPr>
@@ -13473,7 +15861,164 @@
               <w:rPr>
                 <w:rFonts w:hint="eastAsia"/>
               </w:rPr>
-              <w:t xml:space="preserve">标志</w:t>
+              <w:t xml:space="preserve">标志；重置时吊销</w:t>
+            </w:r>
+            <w:r>
+              <w:t xml:space="preserve"> refresh + </w:t>
+            </w:r>
+            <w:r>
+              <w:rPr>
+                <w:rFonts w:hint="eastAsia"/>
+              </w:rPr>
+              <w:t xml:space="preserve">可选</w:t>
+            </w:r>
+            <w:r>
+              <w:t xml:space="preserve"> jti </w:t>
+            </w:r>
+            <w:r>
+              <w:rPr>
+                <w:rFonts w:hint="eastAsia"/>
+              </w:rPr>
+              <w:t xml:space="preserve">黑名单（修订</w:t>
+            </w:r>
+            <w:r>
+              <w:t xml:space="preserve"> </w:t>
+            </w:r>
+            <w:r>
+              <w:rPr>
+                <w:rFonts w:hint="eastAsia"/>
+              </w:rPr>
+              <w:t xml:space="preserve">5）</w:t>
+            </w:r>
+          </w:p>
+        </w:tc>
+      </w:tr>
+      <w:tr>
+        <w:tc>
+          <w:tcPr/>
+          <w:p>
+            <w:pPr>
+              <w:pStyle w:val="Compact"/>
+            </w:pPr>
+            <w:r>
+              <w:rPr>
+                <w:rFonts w:hint="eastAsia"/>
+              </w:rPr>
+              <w:t xml:space="preserve">密码迁移可逆性</w:t>
+            </w:r>
+          </w:p>
+        </w:tc>
+        <w:tc>
+          <w:tcPr/>
+          <w:p>
+            <w:pPr>
+              <w:pStyle w:val="Compact"/>
+            </w:pPr>
+            <w:r>
+              <w:rPr>
+                <w:rFonts w:hint="eastAsia"/>
+                <w:b/>
+                <w:bCs/>
+              </w:rPr>
+              <w:t xml:space="preserve">不可逆</w:t>
+            </w:r>
+            <w:r>
+              <w:rPr>
+                <w:rFonts w:hint="eastAsia"/>
+              </w:rPr>
+              <w:t xml:space="preserve">：生产前必备份；</w:t>
+            </w:r>
+            <w:r>
+              <w:rPr>
+                <w:rStyle w:val="VerbatimChar"/>
+              </w:rPr>
+              <w:t xml:space="preserve">Down()</w:t>
+            </w:r>
+            <w:r>
+              <w:t xml:space="preserve"> </w:t>
+            </w:r>
+            <w:r>
+              <w:rPr>
+                <w:rFonts w:hint="eastAsia"/>
+              </w:rPr>
+              <w:t xml:space="preserve">仅删结构、严禁反哈希明文（修订</w:t>
+            </w:r>
+            <w:r>
+              <w:t xml:space="preserve"> </w:t>
+            </w:r>
+            <w:r>
+              <w:rPr>
+                <w:rFonts w:hint="eastAsia"/>
+              </w:rPr>
+              <w:t xml:space="preserve">4）</w:t>
+            </w:r>
+          </w:p>
+        </w:tc>
+      </w:tr>
+      <w:tr>
+        <w:tc>
+          <w:tcPr/>
+          <w:p>
+            <w:pPr>
+              <w:pStyle w:val="Compact"/>
+            </w:pPr>
+            <w:r>
+              <w:rPr>
+                <w:rFonts w:hint="eastAsia"/>
+              </w:rPr>
+              <w:t xml:space="preserve">安全日志</w:t>
+            </w:r>
+          </w:p>
+        </w:tc>
+        <w:tc>
+          <w:tcPr/>
+          <w:p>
+            <w:pPr>
+              <w:pStyle w:val="Compact"/>
+            </w:pPr>
+            <w:r>
+              <w:rPr>
+                <w:rStyle w:val="VerbatimChar"/>
+              </w:rPr>
+              <w:t xml:space="preserve">Sys_SecurityLog</w:t>
+            </w:r>
+            <w:r>
+              <w:t xml:space="preserve"> </w:t>
+            </w:r>
+            <w:r>
+              <w:rPr>
+                <w:rFonts w:hint="eastAsia"/>
+              </w:rPr>
+              <w:t xml:space="preserve">含</w:t>
+            </w:r>
+            <w:r>
+              <w:t xml:space="preserve"> </w:t>
+            </w:r>
+            <w:r>
+              <w:rPr>
+                <w:rStyle w:val="VerbatimChar"/>
+                <w:b/>
+                <w:bCs/>
+              </w:rPr>
+              <w:t xml:space="preserve">RequestTenantCode</w:t>
+            </w:r>
+            <w:r>
+              <w:t xml:space="preserve"> </w:t>
+            </w:r>
+            <w:r>
+              <w:rPr>
+                <w:rFonts w:hint="eastAsia"/>
+              </w:rPr>
+              <w:t xml:space="preserve">原样记录（审计枚举/租户探测，修订</w:t>
+            </w:r>
+            <w:r>
+              <w:t xml:space="preserve"> </w:t>
+            </w:r>
+            <w:r>
+              <w:rPr>
+                <w:rFonts w:hint="eastAsia"/>
+              </w:rPr>
+              <w:t xml:space="preserve">6）</w:t>
             </w:r>
           </w:p>
         </w:tc>
@@ -13636,8 +16181,8 @@
         </w:pict>
       </w:r>
     </w:p>
-    <w:bookmarkEnd w:id="33"/>
-    <w:bookmarkStart w:id="34" w:name="i18n-菜单-权限-前端清单"/>
+    <w:bookmarkEnd w:id="34"/>
+    <w:bookmarkStart w:id="35" w:name="i18n-菜单-权限-前端清单"/>
     <w:p>
       <w:pPr>
         <w:pStyle w:val="Heading2"/>
@@ -13675,7 +16220,7 @@
         <w:pStyle w:val="Compact"/>
         <w:numPr>
           <w:ilvl w:val="0"/>
-          <w:numId w:val="1008"/>
+          <w:numId w:val="1010"/>
         </w:numPr>
       </w:pPr>
       <w:r>
@@ -13724,7 +16269,7 @@
         <w:pStyle w:val="Compact"/>
         <w:numPr>
           <w:ilvl w:val="0"/>
-          <w:numId w:val="1008"/>
+          <w:numId w:val="1010"/>
         </w:numPr>
       </w:pPr>
       <w:r>
@@ -13816,7 +16361,7 @@
         <w:pStyle w:val="Compact"/>
         <w:numPr>
           <w:ilvl w:val="0"/>
-          <w:numId w:val="1008"/>
+          <w:numId w:val="1010"/>
         </w:numPr>
       </w:pPr>
       <w:r>
@@ -13920,7 +16465,7 @@
         <w:pStyle w:val="Compact"/>
         <w:numPr>
           <w:ilvl w:val="0"/>
-          <w:numId w:val="1008"/>
+          <w:numId w:val="1010"/>
         </w:numPr>
       </w:pPr>
       <w:r>
@@ -14054,8 +16599,8 @@
         <w:t xml:space="preserve">出带依赖/提交点的完整任务清单后，先交用户审核再逐任务自治执行。</w:t>
       </w:r>
     </w:p>
-    <w:bookmarkEnd w:id="34"/>
     <w:bookmarkEnd w:id="35"/>
+    <w:bookmarkEnd w:id="36"/>
     <w:sectPr>
       <w:footnotePr>
         <w:numRestart w:val="eachSect"/>
@@ -14433,6 +16978,12 @@
     <w:abstractNumId w:val="991"/>
   </w:num>
   <w:num w:numId="1008">
+    <w:abstractNumId w:val="991"/>
+  </w:num>
+  <w:num w:numId="1009">
+    <w:abstractNumId w:val="991"/>
+  </w:num>
+  <w:num w:numId="1010">
     <w:abstractNumId w:val="991"/>
   </w:num>
 </w:numbering>
